--- a/templates/proyecto-grado.docx
+++ b/templates/proyecto-grado.docx
@@ -1,6 +1,6 @@
 
 <file path=word/document.xml><?xml version="1.0" encoding="utf-8"?>
-<w:document xmlns:wpc="http://schemas.microsoft.com/office/word/2010/wordprocessingCanvas" xmlns:cx="http://schemas.microsoft.com/office/drawing/2014/chartex" xmlns:cx1="http://schemas.microsoft.com/office/drawing/2015/9/8/chartex" xmlns:cx2="http://schemas.microsoft.com/office/drawing/2015/10/21/chartex" xmlns:cx3="http://schemas.microsoft.com/office/drawing/2016/5/9/chartex" xmlns:cx4="http://schemas.microsoft.com/office/drawing/2016/5/10/chartex" xmlns:cx5="http://schemas.microsoft.com/office/drawing/2016/5/11/chartex" xmlns:cx6="http://schemas.microsoft.com/office/drawing/2016/5/12/chartex" xmlns:cx7="http://schemas.microsoft.com/office/drawing/2016/5/13/chartex" xmlns:cx8="http://schemas.microsoft.com/office/drawing/2016/5/14/chartex" xmlns:mc="http://schemas.openxmlformats.org/markup-compatibility/2006" xmlns:aink="http://schemas.microsoft.com/office/drawing/2016/ink" xmlns:am3d="http://schemas.microsoft.com/office/drawing/2017/model3d" xmlns:o="urn:schemas-microsoft-com:office:office" xmlns:oel="http://schemas.microsoft.com/office/2019/extlst" xmlns:r="http://schemas.openxmlformats.org/officeDocument/2006/relationships" xmlns:m="http://schemas.openxmlformats.org/officeDocument/2006/math" xmlns:v="urn:schemas-microsoft-com:vml" xmlns:wp14="http://schemas.microsoft.com/office/word/2010/wordprocessingDrawing" xmlns:wp="http://schemas.openxmlformats.org/drawingml/2006/wordprocessingDrawing" xmlns:w10="urn:schemas-microsoft-com:office:word" xmlns:w="http://schemas.openxmlformats.org/wordprocessingml/2006/main" xmlns:w14="http://schemas.microsoft.com/office/word/2010/wordml" xmlns:w15="http://schemas.microsoft.com/office/word/2012/wordml" xmlns:w16cex="http://schemas.microsoft.com/office/word/2018/wordml/cex" xmlns:w16cid="http://schemas.microsoft.com/office/word/2016/wordml/cid" xmlns:w16="http://schemas.microsoft.com/office/word/2018/wordml" xmlns:w16du="http://schemas.microsoft.com/office/word/2023/wordml/word16du" xmlns:w16sdtdh="http://schemas.microsoft.com/office/word/2020/wordml/sdtdatahash" xmlns:w16sdtfl="http://schemas.microsoft.com/office/word/2024/wordml/sdtformatlock" xmlns:w16se="http://schemas.microsoft.com/office/word/2015/wordml/symex" xmlns:wpg="http://schemas.microsoft.com/office/word/2010/wordprocessingGroup" xmlns:wpi="http://schemas.microsoft.com/office/word/2010/wordprocessingInk" xmlns:wne="http://schemas.microsoft.com/office/word/2006/wordml" xmlns:wps="http://schemas.microsoft.com/office/word/2010/wordprocessingShape" mc:Ignorable="w14 w15 w16se w16cid w16 w16cex w16sdtdh w16sdtfl w16du wp14">
+<w:document xmlns:wpc="http://schemas.microsoft.com/office/word/2010/wordprocessingCanvas" xmlns:cx="http://schemas.microsoft.com/office/drawing/2014/chartex" xmlns:cx1="http://schemas.microsoft.com/office/drawing/2015/9/8/chartex" xmlns:cx2="http://schemas.microsoft.com/office/drawing/2015/10/21/chartex" xmlns:cx3="http://schemas.microsoft.com/office/drawing/2016/5/9/chartex" xmlns:cx4="http://schemas.microsoft.com/office/drawing/2016/5/10/chartex" xmlns:cx5="http://schemas.microsoft.com/office/drawing/2016/5/11/chartex" xmlns:cx6="http://schemas.microsoft.com/office/drawing/2016/5/12/chartex" xmlns:cx7="http://schemas.microsoft.com/office/drawing/2016/5/13/chartex" xmlns:cx8="http://schemas.microsoft.com/office/drawing/2016/5/14/chartex" xmlns:mc="http://schemas.openxmlformats.org/markup-compatibility/2006" xmlns:aink="http://schemas.microsoft.com/office/drawing/2016/ink" xmlns:am3d="http://schemas.microsoft.com/office/drawing/2017/model3d" xmlns:o="urn:schemas-microsoft-com:office:office" xmlns:r="http://schemas.openxmlformats.org/officeDocument/2006/relationships" xmlns:m="http://schemas.openxmlformats.org/officeDocument/2006/math" xmlns:v="urn:schemas-microsoft-com:vml" xmlns:wp14="http://schemas.microsoft.com/office/word/2010/wordprocessingDrawing" xmlns:wp="http://schemas.openxmlformats.org/drawingml/2006/wordprocessingDrawing" xmlns:w10="urn:schemas-microsoft-com:office:word" xmlns:w="http://schemas.openxmlformats.org/wordprocessingml/2006/main" xmlns:w14="http://schemas.microsoft.com/office/word/2010/wordml" xmlns:w15="http://schemas.microsoft.com/office/word/2012/wordml" xmlns:w16cex="http://schemas.microsoft.com/office/word/2018/wordml/cex" xmlns:w16cid="http://schemas.microsoft.com/office/word/2016/wordml/cid" xmlns:w16="http://schemas.microsoft.com/office/word/2018/wordml" xmlns:w16sdtdh="http://schemas.microsoft.com/office/word/2020/wordml/sdtdatahash" xmlns:w16se="http://schemas.microsoft.com/office/word/2015/wordml/symex" xmlns:wpg="http://schemas.microsoft.com/office/word/2010/wordprocessingGroup" xmlns:wpi="http://schemas.microsoft.com/office/word/2010/wordprocessingInk" xmlns:wne="http://schemas.microsoft.com/office/word/2006/wordml" xmlns:wps="http://schemas.microsoft.com/office/word/2010/wordprocessingShape" mc:Ignorable="w14 w15 w16se w16cid w16 w16cex w16sdtdh wp14">
   <w:body>
     <w:p>
       <w:pPr>
@@ -51,6 +51,7 @@
             <w:listItem w:displayText="PROYECTO DE GRADO" w:value="PROYECTO DE GRADO"/>
           </w:dropDownList>
         </w:sdtPr>
+        <w:sdtEndPr/>
         <w:sdtContent>
           <w:r>
             <w:rPr>
@@ -134,6 +135,7 @@
                   <w:listItem w:displayText="POSTULANTES" w:value="POSTULANTES"/>
                 </w:dropDownList>
               </w:sdtPr>
+              <w:sdtEndPr/>
               <w:sdtContent>
                 <w:r>
                   <w:rPr>
@@ -174,69 +176,6 @@
                 <w:bCs/>
               </w:rPr>
               <w:t>{{postulante}}</w:t>
-            </w:r>
-            <w:r>
-              <w:rPr>
-                <w:rFonts w:ascii="Arial" w:hAnsi="Arial" w:cs="Arial"/>
-                <w:b/>
-                <w:bCs/>
-              </w:rPr>
-            </w:r>
-            <w:r>
-              <w:rPr>
-                <w:rFonts w:ascii="Arial" w:hAnsi="Arial" w:cs="Arial"/>
-                <w:b/>
-                <w:bCs/>
-              </w:rPr>
-            </w:r>
-            <w:r>
-              <w:rPr>
-                <w:rFonts w:ascii="Arial" w:hAnsi="Arial" w:cs="Arial"/>
-                <w:b/>
-                <w:bCs/>
-              </w:rPr>
-            </w:r>
-            <w:r>
-              <w:rPr>
-                <w:rFonts w:ascii="Arial" w:hAnsi="Arial" w:cs="Arial"/>
-                <w:b/>
-                <w:bCs/>
-              </w:rPr>
-            </w:r>
-            <w:r>
-              <w:rPr>
-                <w:rFonts w:ascii="Arial" w:hAnsi="Arial" w:cs="Arial"/>
-                <w:b/>
-                <w:bCs/>
-              </w:rPr>
-            </w:r>
-            <w:r>
-              <w:rPr>
-                <w:rFonts w:ascii="Arial" w:hAnsi="Arial" w:cs="Arial"/>
-                <w:b/>
-                <w:bCs/>
-              </w:rPr>
-            </w:r>
-            <w:r>
-              <w:rPr>
-                <w:rFonts w:ascii="Arial" w:hAnsi="Arial" w:cs="Arial"/>
-                <w:b/>
-                <w:bCs/>
-              </w:rPr>
-            </w:r>
-            <w:r>
-              <w:rPr>
-                <w:rFonts w:ascii="Arial" w:hAnsi="Arial" w:cs="Arial"/>
-                <w:b/>
-                <w:bCs/>
-              </w:rPr>
-            </w:r>
-            <w:r>
-              <w:rPr>
-                <w:rFonts w:ascii="Arial" w:hAnsi="Arial" w:cs="Arial"/>
-                <w:b/>
-                <w:bCs/>
-              </w:rPr>
             </w:r>
           </w:p>
         </w:tc>
@@ -411,40 +350,12 @@
                 <w:bCs/>
               </w:rPr>
             </w:pPr>
-            <w:proofErr w:type="spellStart"/>
             <w:r>
               <w:rPr>
                 <w:rFonts w:ascii="Arial" w:hAnsi="Arial" w:cs="Arial"/>
                 <w:iCs/>
               </w:rPr>
               <w:t>{{tribunal2}}</w:t>
-            </w:r>
-            <w:proofErr w:type="spellEnd"/>
-            <w:r>
-              <w:rPr>
-                <w:rFonts w:ascii="Arial" w:hAnsi="Arial" w:cs="Arial"/>
-                <w:iCs/>
-              </w:rPr>
-            </w:r>
-            <w:r>
-              <w:rPr>
-                <w:rFonts w:ascii="Arial" w:hAnsi="Arial" w:cs="Arial"/>
-                <w:iCs/>
-              </w:rPr>
-            </w:r>
-            <w:proofErr w:type="spellStart"/>
-            <w:r>
-              <w:rPr>
-                <w:rFonts w:ascii="Arial" w:hAnsi="Arial" w:cs="Arial"/>
-                <w:iCs/>
-              </w:rPr>
-            </w:r>
-            <w:proofErr w:type="spellEnd"/>
-            <w:r>
-              <w:rPr>
-                <w:rFonts w:ascii="Arial" w:hAnsi="Arial" w:cs="Arial"/>
-                <w:iCs/>
-              </w:rPr>
             </w:r>
           </w:p>
         </w:tc>
@@ -572,9 +483,22 @@
           <w:r>
             <w:rPr>
               <w:rFonts w:ascii="Times New Roman" w:hAnsi="Times New Roman" w:cs="Times New Roman"/>
-              <w:lang w:val="es-ES"/>
             </w:rPr>
-            <w:t>{{fechaTexto}}</w:t>
+            <w:t>{{</w:t>
+          </w:r>
+          <w:proofErr w:type="spellStart"/>
+          <w:r>
+            <w:rPr>
+              <w:rFonts w:ascii="Times New Roman" w:hAnsi="Times New Roman" w:cs="Times New Roman"/>
+            </w:rPr>
+            <w:t>fechaTexto</w:t>
+          </w:r>
+          <w:proofErr w:type="spellEnd"/>
+          <w:r>
+            <w:rPr>
+              <w:rFonts w:ascii="Times New Roman" w:hAnsi="Times New Roman" w:cs="Times New Roman"/>
+            </w:rPr>
+            <w:t>}}</w:t>
           </w:r>
         </w:sdtContent>
       </w:sdt>
@@ -602,6 +526,7 @@
             <w:listItem w:displayText="la" w:value="la"/>
           </w:dropDownList>
         </w:sdtPr>
+        <w:sdtEndPr/>
         <w:sdtContent>
           <w:r>
             <w:rPr>
@@ -635,6 +560,7 @@
             <w:listItem w:displayText="Sala de Defensas" w:value="Sala de Defensas"/>
           </w:dropDownList>
         </w:sdtPr>
+        <w:sdtEndPr/>
         <w:sdtContent>
           <w:r>
             <w:rPr>
@@ -677,7 +603,7 @@
           <w:tag w:val="EL/LA"/>
           <w:id w:val="-341932791"/>
           <w:placeholder>
-            <w:docPart w:val="DefaultPlaceholder_-1854013439"/>
+            <w:docPart w:val="6DB6FE8B501541D58289D366E6D64959"/>
           </w:placeholder>
           <w15:color w:val="FF0000"/>
           <w:dropDownList>
@@ -700,6 +626,7 @@
       <w:r>
         <w:rPr>
           <w:rFonts w:ascii="Times New Roman" w:hAnsi="Times New Roman" w:cs="Times New Roman"/>
+          <w:b/>
         </w:rPr>
         <w:t xml:space="preserve"> </w:t>
       </w:r>
@@ -720,66 +647,10 @@
       </w:r>
       <w:r>
         <w:rPr>
-          <w:rFonts w:ascii="Arial" w:hAnsi="Arial" w:cs="Arial"/>
+          <w:rFonts w:ascii="Times New Roman" w:hAnsi="Times New Roman" w:cs="Times New Roman"/>
           <w:b/>
-          <w:bCs/>
-        </w:rPr>
-      </w:r>
-      <w:r>
-        <w:rPr>
-          <w:rFonts w:ascii="Arial" w:hAnsi="Arial" w:cs="Arial"/>
-          <w:b/>
-          <w:bCs/>
-        </w:rPr>
-      </w:r>
-      <w:r>
-        <w:rPr>
-          <w:rFonts w:ascii="Arial" w:hAnsi="Arial" w:cs="Arial"/>
-          <w:b/>
-          <w:bCs/>
-        </w:rPr>
-      </w:r>
-      <w:r>
-        <w:rPr>
-          <w:rFonts w:ascii="Arial" w:hAnsi="Arial" w:cs="Arial"/>
-          <w:b/>
-          <w:bCs/>
-        </w:rPr>
-      </w:r>
-      <w:r>
-        <w:rPr>
-          <w:rFonts w:ascii="Arial" w:hAnsi="Arial" w:cs="Arial"/>
-          <w:b/>
-          <w:bCs/>
-        </w:rPr>
-      </w:r>
-      <w:r>
-        <w:rPr>
-          <w:rFonts w:ascii="Arial" w:hAnsi="Arial" w:cs="Arial"/>
-          <w:b/>
-          <w:bCs/>
-        </w:rPr>
-      </w:r>
-      <w:r>
-        <w:rPr>
-          <w:rFonts w:ascii="Arial" w:hAnsi="Arial" w:cs="Arial"/>
-          <w:b/>
-          <w:bCs/>
-        </w:rPr>
-      </w:r>
-      <w:r>
-        <w:rPr>
-          <w:rFonts w:ascii="Arial" w:hAnsi="Arial" w:cs="Arial"/>
-          <w:b/>
-          <w:bCs/>
-        </w:rPr>
-      </w:r>
-      <w:r>
-        <w:rPr>
-          <w:rFonts w:ascii="Arial" w:hAnsi="Arial" w:cs="Arial"/>
-          <w:b/>
-          <w:bCs/>
-        </w:rPr>
+        </w:rPr>
+        <w:t xml:space="preserve"> </w:t>
       </w:r>
       <w:r>
         <w:rPr>
@@ -806,6 +677,7 @@
             <w:listItem w:displayText="procedieron" w:value="procedieron"/>
           </w:dropDownList>
         </w:sdtPr>
+        <w:sdtEndPr/>
         <w:sdtContent>
           <w:r>
             <w:rPr>
@@ -870,6 +742,7 @@
             <w:listItem w:displayText="Tesis de Grado" w:value="Tesis de Grado"/>
           </w:dropDownList>
         </w:sdtPr>
+        <w:sdtEndPr/>
         <w:sdtContent>
           <w:r>
             <w:rPr>
@@ -969,7 +842,13 @@
         <w:rPr>
           <w:rFonts w:ascii="Times New Roman" w:hAnsi="Times New Roman" w:cs="Times New Roman"/>
         </w:rPr>
-        <w:t xml:space="preserve">as que fueron respondidas por </w:t>
+        <w:t xml:space="preserve">as que fueron respondidas </w:t>
+      </w:r>
+      <w:r>
+        <w:rPr>
+          <w:rFonts w:ascii="Times New Roman" w:hAnsi="Times New Roman" w:cs="Times New Roman"/>
+        </w:rPr>
+        <w:t xml:space="preserve">por </w:t>
       </w:r>
       <w:sdt>
         <w:sdtPr>
@@ -980,7 +859,7 @@
           <w:tag w:val="EL/LA"/>
           <w:id w:val="1051345429"/>
           <w:placeholder>
-            <w:docPart w:val="9B9113382CCD4ACEA74CC82467105C75"/>
+            <w:docPart w:val="6B13BF982B74439D8DD635EC2CC1CA61"/>
           </w:placeholder>
           <w15:color w:val="FF0000"/>
           <w:dropDownList>
@@ -1015,7 +894,7 @@
           <w:tag w:val="POSTULANTE"/>
           <w:id w:val="-1562168431"/>
           <w:placeholder>
-            <w:docPart w:val="DefaultPlaceholder_-1854013439"/>
+            <w:docPart w:val="EC27EAA1F65F4399B4596AB2F550CA74"/>
           </w:placeholder>
           <w15:color w:val="FF0000"/>
           <w:dropDownList>
@@ -1290,6 +1169,7 @@
             <w:listItem w:displayText="__" w:value="__"/>
           </w:dropDownList>
         </w:sdtPr>
+        <w:sdtEndPr/>
         <w:sdtContent>
           <w:r>
             <w:rPr>
@@ -1297,7 +1177,7 @@
               <w:b/>
               <w:sz w:val="24"/>
             </w:rPr>
-            <w:t>{{nota}}</w:t>
+            <w:t>100</w:t>
           </w:r>
         </w:sdtContent>
       </w:sdt>
@@ -1336,6 +1216,7 @@
             <w:listItem w:displayText="     " w:value="     "/>
           </w:dropDownList>
         </w:sdtPr>
+        <w:sdtEndPr/>
         <w:sdtContent>
           <w:r>
             <w:rPr>
@@ -1450,18 +1331,12 @@
           <w:p>
             <w:pPr>
               <w:spacing w:after="0" w:line="240" w:lineRule="auto"/>
+              <w:jc w:val="center"/>
               <w:rPr>
                 <w:rFonts w:ascii="Arial" w:hAnsi="Arial" w:cs="Arial"/>
                 <w:iCs/>
               </w:rPr>
             </w:pPr>
-            <w:r>
-              <w:rPr>
-                <w:rFonts w:ascii="Arial" w:hAnsi="Arial" w:cs="Arial"/>
-                <w:i/>
-              </w:rPr>
-              <w:t xml:space="preserve">                 </w:t>
-            </w:r>
             <w:r>
               <w:rPr>
                 <w:rFonts w:ascii="Arial" w:hAnsi="Arial" w:cs="Arial"/>
@@ -1478,6 +1353,7 @@
           <w:p>
             <w:pPr>
               <w:spacing w:after="0" w:line="240" w:lineRule="auto"/>
+              <w:jc w:val="center"/>
               <w:rPr>
                 <w:rFonts w:ascii="Arial" w:hAnsi="Arial" w:cs="Arial"/>
                 <w:iCs/>
@@ -1486,44 +1362,23 @@
             <w:r>
               <w:rPr>
                 <w:rFonts w:ascii="Arial" w:hAnsi="Arial" w:cs="Arial"/>
-                <w:i/>
-              </w:rPr>
-              <w:t xml:space="preserve">           </w:t>
+                <w:iCs/>
+              </w:rPr>
+              <w:t>{{tribunal</w:t>
             </w:r>
-            <w:proofErr w:type="spellStart"/>
             <w:r>
               <w:rPr>
                 <w:rFonts w:ascii="Arial" w:hAnsi="Arial" w:cs="Arial"/>
                 <w:iCs/>
               </w:rPr>
-              <w:t>{{tribunal2}}</w:t>
+              <w:t>2</w:t>
             </w:r>
-            <w:proofErr w:type="spellEnd"/>
             <w:r>
               <w:rPr>
                 <w:rFonts w:ascii="Arial" w:hAnsi="Arial" w:cs="Arial"/>
                 <w:iCs/>
               </w:rPr>
-            </w:r>
-            <w:r>
-              <w:rPr>
-                <w:rFonts w:ascii="Arial" w:hAnsi="Arial" w:cs="Arial"/>
-                <w:iCs/>
-              </w:rPr>
-            </w:r>
-            <w:proofErr w:type="spellStart"/>
-            <w:r>
-              <w:rPr>
-                <w:rFonts w:ascii="Arial" w:hAnsi="Arial" w:cs="Arial"/>
-                <w:iCs/>
-              </w:rPr>
-            </w:r>
-            <w:proofErr w:type="spellEnd"/>
-            <w:r>
-              <w:rPr>
-                <w:rFonts w:ascii="Arial" w:hAnsi="Arial" w:cs="Arial"/>
-                <w:iCs/>
-              </w:rPr>
+              <w:t>}}</w:t>
             </w:r>
           </w:p>
         </w:tc>
@@ -1679,6 +1534,7 @@
           <w:p>
             <w:pPr>
               <w:spacing w:after="0" w:line="240" w:lineRule="auto"/>
+              <w:jc w:val="center"/>
               <w:rPr>
                 <w:rFonts w:ascii="Arial" w:hAnsi="Arial" w:cs="Arial"/>
                 <w:iCs/>
@@ -1688,34 +1544,10 @@
             <w:r>
               <w:rPr>
                 <w:rFonts w:ascii="Arial" w:hAnsi="Arial" w:cs="Arial"/>
-                <w:i/>
-                <w:lang w:val="es-BO"/>
-              </w:rPr>
-              <w:t xml:space="preserve">               </w:t>
-            </w:r>
-            <w:r>
-              <w:rPr>
-                <w:rFonts w:ascii="Arial" w:hAnsi="Arial" w:cs="Arial"/>
                 <w:iCs/>
                 <w:lang w:val="es-BO"/>
               </w:rPr>
               <w:t>{{tutor}}</w:t>
-            </w:r>
-            <w:proofErr w:type="spellStart"/>
-            <w:r>
-              <w:rPr>
-                <w:rFonts w:ascii="Arial" w:hAnsi="Arial" w:cs="Arial"/>
-                <w:iCs/>
-                <w:lang w:val="es-BO"/>
-              </w:rPr>
-            </w:r>
-            <w:proofErr w:type="spellEnd"/>
-            <w:r>
-              <w:rPr>
-                <w:rFonts w:ascii="Arial" w:hAnsi="Arial" w:cs="Arial"/>
-                <w:iCs/>
-                <w:lang w:val="es-BO"/>
-              </w:rPr>
             </w:r>
           </w:p>
         </w:tc>
@@ -1736,46 +1568,6 @@
                 <w:rFonts w:ascii="Arial" w:hAnsi="Arial" w:cs="Arial"/>
               </w:rPr>
               <w:t>{{presidente}}</w:t>
-            </w:r>
-            <w:r>
-              <w:rPr>
-                <w:rFonts w:ascii="Arial" w:hAnsi="Arial" w:cs="Arial"/>
-              </w:rPr>
-            </w:r>
-            <w:r>
-              <w:rPr>
-                <w:rFonts w:ascii="Arial" w:hAnsi="Arial" w:cs="Arial"/>
-              </w:rPr>
-            </w:r>
-            <w:r>
-              <w:rPr>
-                <w:rFonts w:ascii="Arial" w:hAnsi="Arial" w:cs="Arial"/>
-              </w:rPr>
-            </w:r>
-            <w:r>
-              <w:rPr>
-                <w:rFonts w:ascii="Arial" w:hAnsi="Arial" w:cs="Arial"/>
-              </w:rPr>
-            </w:r>
-            <w:r>
-              <w:rPr>
-                <w:rFonts w:ascii="Arial" w:hAnsi="Arial" w:cs="Arial"/>
-              </w:rPr>
-            </w:r>
-            <w:r>
-              <w:rPr>
-                <w:rFonts w:ascii="Arial" w:hAnsi="Arial" w:cs="Arial"/>
-              </w:rPr>
-            </w:r>
-            <w:r>
-              <w:rPr>
-                <w:rFonts w:ascii="Arial" w:hAnsi="Arial" w:cs="Arial"/>
-              </w:rPr>
-            </w:r>
-            <w:r>
-              <w:rPr>
-                <w:rFonts w:ascii="Arial" w:hAnsi="Arial" w:cs="Arial"/>
-              </w:rPr>
             </w:r>
           </w:p>
         </w:tc>
@@ -1865,7 +1657,7 @@
 </file>
 
 <file path=word/endnotes.xml><?xml version="1.0" encoding="utf-8"?>
-<w:endnotes xmlns:wpc="http://schemas.microsoft.com/office/word/2010/wordprocessingCanvas" xmlns:cx="http://schemas.microsoft.com/office/drawing/2014/chartex" xmlns:cx1="http://schemas.microsoft.com/office/drawing/2015/9/8/chartex" xmlns:cx2="http://schemas.microsoft.com/office/drawing/2015/10/21/chartex" xmlns:cx3="http://schemas.microsoft.com/office/drawing/2016/5/9/chartex" xmlns:cx4="http://schemas.microsoft.com/office/drawing/2016/5/10/chartex" xmlns:cx5="http://schemas.microsoft.com/office/drawing/2016/5/11/chartex" xmlns:cx6="http://schemas.microsoft.com/office/drawing/2016/5/12/chartex" xmlns:cx7="http://schemas.microsoft.com/office/drawing/2016/5/13/chartex" xmlns:cx8="http://schemas.microsoft.com/office/drawing/2016/5/14/chartex" xmlns:mc="http://schemas.openxmlformats.org/markup-compatibility/2006" xmlns:aink="http://schemas.microsoft.com/office/drawing/2016/ink" xmlns:am3d="http://schemas.microsoft.com/office/drawing/2017/model3d" xmlns:o="urn:schemas-microsoft-com:office:office" xmlns:oel="http://schemas.microsoft.com/office/2019/extlst" xmlns:r="http://schemas.openxmlformats.org/officeDocument/2006/relationships" xmlns:m="http://schemas.openxmlformats.org/officeDocument/2006/math" xmlns:v="urn:schemas-microsoft-com:vml" xmlns:wp14="http://schemas.microsoft.com/office/word/2010/wordprocessingDrawing" xmlns:wp="http://schemas.openxmlformats.org/drawingml/2006/wordprocessingDrawing" xmlns:w10="urn:schemas-microsoft-com:office:word" xmlns:w="http://schemas.openxmlformats.org/wordprocessingml/2006/main" xmlns:w14="http://schemas.microsoft.com/office/word/2010/wordml" xmlns:w15="http://schemas.microsoft.com/office/word/2012/wordml" xmlns:w16cex="http://schemas.microsoft.com/office/word/2018/wordml/cex" xmlns:w16cid="http://schemas.microsoft.com/office/word/2016/wordml/cid" xmlns:w16="http://schemas.microsoft.com/office/word/2018/wordml" xmlns:w16du="http://schemas.microsoft.com/office/word/2023/wordml/word16du" xmlns:w16sdtdh="http://schemas.microsoft.com/office/word/2020/wordml/sdtdatahash" xmlns:w16sdtfl="http://schemas.microsoft.com/office/word/2024/wordml/sdtformatlock" xmlns:w16se="http://schemas.microsoft.com/office/word/2015/wordml/symex" xmlns:wpg="http://schemas.microsoft.com/office/word/2010/wordprocessingGroup" xmlns:wpi="http://schemas.microsoft.com/office/word/2010/wordprocessingInk" xmlns:wne="http://schemas.microsoft.com/office/word/2006/wordml" xmlns:wps="http://schemas.microsoft.com/office/word/2010/wordprocessingShape" mc:Ignorable="w14 w15 w16se w16cid w16 w16cex w16sdtdh w16sdtfl w16du wp14">
+<w:endnotes xmlns:wpc="http://schemas.microsoft.com/office/word/2010/wordprocessingCanvas" xmlns:cx="http://schemas.microsoft.com/office/drawing/2014/chartex" xmlns:cx1="http://schemas.microsoft.com/office/drawing/2015/9/8/chartex" xmlns:cx2="http://schemas.microsoft.com/office/drawing/2015/10/21/chartex" xmlns:cx3="http://schemas.microsoft.com/office/drawing/2016/5/9/chartex" xmlns:cx4="http://schemas.microsoft.com/office/drawing/2016/5/10/chartex" xmlns:cx5="http://schemas.microsoft.com/office/drawing/2016/5/11/chartex" xmlns:cx6="http://schemas.microsoft.com/office/drawing/2016/5/12/chartex" xmlns:cx7="http://schemas.microsoft.com/office/drawing/2016/5/13/chartex" xmlns:cx8="http://schemas.microsoft.com/office/drawing/2016/5/14/chartex" xmlns:mc="http://schemas.openxmlformats.org/markup-compatibility/2006" xmlns:aink="http://schemas.microsoft.com/office/drawing/2016/ink" xmlns:am3d="http://schemas.microsoft.com/office/drawing/2017/model3d" xmlns:o="urn:schemas-microsoft-com:office:office" xmlns:r="http://schemas.openxmlformats.org/officeDocument/2006/relationships" xmlns:m="http://schemas.openxmlformats.org/officeDocument/2006/math" xmlns:v="urn:schemas-microsoft-com:vml" xmlns:wp14="http://schemas.microsoft.com/office/word/2010/wordprocessingDrawing" xmlns:wp="http://schemas.openxmlformats.org/drawingml/2006/wordprocessingDrawing" xmlns:w10="urn:schemas-microsoft-com:office:word" xmlns:w="http://schemas.openxmlformats.org/wordprocessingml/2006/main" xmlns:w14="http://schemas.microsoft.com/office/word/2010/wordml" xmlns:w15="http://schemas.microsoft.com/office/word/2012/wordml" xmlns:w16cex="http://schemas.microsoft.com/office/word/2018/wordml/cex" xmlns:w16cid="http://schemas.microsoft.com/office/word/2016/wordml/cid" xmlns:w16="http://schemas.microsoft.com/office/word/2018/wordml" xmlns:w16sdtdh="http://schemas.microsoft.com/office/word/2020/wordml/sdtdatahash" xmlns:w16se="http://schemas.microsoft.com/office/word/2015/wordml/symex" xmlns:wpg="http://schemas.microsoft.com/office/word/2010/wordprocessingGroup" xmlns:wpi="http://schemas.microsoft.com/office/word/2010/wordprocessingInk" xmlns:wne="http://schemas.microsoft.com/office/word/2006/wordml" xmlns:wps="http://schemas.microsoft.com/office/word/2010/wordprocessingShape" mc:Ignorable="w14 w15 w16se w16cid w16 w16cex w16sdtdh wp14">
   <w:endnote w:type="separator" w:id="-1">
     <w:p>
       <w:pPr>
@@ -1890,7 +1682,7 @@
 </file>
 
 <file path=word/footnotes.xml><?xml version="1.0" encoding="utf-8"?>
-<w:footnotes xmlns:wpc="http://schemas.microsoft.com/office/word/2010/wordprocessingCanvas" xmlns:cx="http://schemas.microsoft.com/office/drawing/2014/chartex" xmlns:cx1="http://schemas.microsoft.com/office/drawing/2015/9/8/chartex" xmlns:cx2="http://schemas.microsoft.com/office/drawing/2015/10/21/chartex" xmlns:cx3="http://schemas.microsoft.com/office/drawing/2016/5/9/chartex" xmlns:cx4="http://schemas.microsoft.com/office/drawing/2016/5/10/chartex" xmlns:cx5="http://schemas.microsoft.com/office/drawing/2016/5/11/chartex" xmlns:cx6="http://schemas.microsoft.com/office/drawing/2016/5/12/chartex" xmlns:cx7="http://schemas.microsoft.com/office/drawing/2016/5/13/chartex" xmlns:cx8="http://schemas.microsoft.com/office/drawing/2016/5/14/chartex" xmlns:mc="http://schemas.openxmlformats.org/markup-compatibility/2006" xmlns:aink="http://schemas.microsoft.com/office/drawing/2016/ink" xmlns:am3d="http://schemas.microsoft.com/office/drawing/2017/model3d" xmlns:o="urn:schemas-microsoft-com:office:office" xmlns:oel="http://schemas.microsoft.com/office/2019/extlst" xmlns:r="http://schemas.openxmlformats.org/officeDocument/2006/relationships" xmlns:m="http://schemas.openxmlformats.org/officeDocument/2006/math" xmlns:v="urn:schemas-microsoft-com:vml" xmlns:wp14="http://schemas.microsoft.com/office/word/2010/wordprocessingDrawing" xmlns:wp="http://schemas.openxmlformats.org/drawingml/2006/wordprocessingDrawing" xmlns:w10="urn:schemas-microsoft-com:office:word" xmlns:w="http://schemas.openxmlformats.org/wordprocessingml/2006/main" xmlns:w14="http://schemas.microsoft.com/office/word/2010/wordml" xmlns:w15="http://schemas.microsoft.com/office/word/2012/wordml" xmlns:w16cex="http://schemas.microsoft.com/office/word/2018/wordml/cex" xmlns:w16cid="http://schemas.microsoft.com/office/word/2016/wordml/cid" xmlns:w16="http://schemas.microsoft.com/office/word/2018/wordml" xmlns:w16du="http://schemas.microsoft.com/office/word/2023/wordml/word16du" xmlns:w16sdtdh="http://schemas.microsoft.com/office/word/2020/wordml/sdtdatahash" xmlns:w16sdtfl="http://schemas.microsoft.com/office/word/2024/wordml/sdtformatlock" xmlns:w16se="http://schemas.microsoft.com/office/word/2015/wordml/symex" xmlns:wpg="http://schemas.microsoft.com/office/word/2010/wordprocessingGroup" xmlns:wpi="http://schemas.microsoft.com/office/word/2010/wordprocessingInk" xmlns:wne="http://schemas.microsoft.com/office/word/2006/wordml" xmlns:wps="http://schemas.microsoft.com/office/word/2010/wordprocessingShape" mc:Ignorable="w14 w15 w16se w16cid w16 w16cex w16sdtdh w16sdtfl w16du wp14">
+<w:footnotes xmlns:wpc="http://schemas.microsoft.com/office/word/2010/wordprocessingCanvas" xmlns:cx="http://schemas.microsoft.com/office/drawing/2014/chartex" xmlns:cx1="http://schemas.microsoft.com/office/drawing/2015/9/8/chartex" xmlns:cx2="http://schemas.microsoft.com/office/drawing/2015/10/21/chartex" xmlns:cx3="http://schemas.microsoft.com/office/drawing/2016/5/9/chartex" xmlns:cx4="http://schemas.microsoft.com/office/drawing/2016/5/10/chartex" xmlns:cx5="http://schemas.microsoft.com/office/drawing/2016/5/11/chartex" xmlns:cx6="http://schemas.microsoft.com/office/drawing/2016/5/12/chartex" xmlns:cx7="http://schemas.microsoft.com/office/drawing/2016/5/13/chartex" xmlns:cx8="http://schemas.microsoft.com/office/drawing/2016/5/14/chartex" xmlns:mc="http://schemas.openxmlformats.org/markup-compatibility/2006" xmlns:aink="http://schemas.microsoft.com/office/drawing/2016/ink" xmlns:am3d="http://schemas.microsoft.com/office/drawing/2017/model3d" xmlns:o="urn:schemas-microsoft-com:office:office" xmlns:r="http://schemas.openxmlformats.org/officeDocument/2006/relationships" xmlns:m="http://schemas.openxmlformats.org/officeDocument/2006/math" xmlns:v="urn:schemas-microsoft-com:vml" xmlns:wp14="http://schemas.microsoft.com/office/word/2010/wordprocessingDrawing" xmlns:wp="http://schemas.openxmlformats.org/drawingml/2006/wordprocessingDrawing" xmlns:w10="urn:schemas-microsoft-com:office:word" xmlns:w="http://schemas.openxmlformats.org/wordprocessingml/2006/main" xmlns:w14="http://schemas.microsoft.com/office/word/2010/wordml" xmlns:w15="http://schemas.microsoft.com/office/word/2012/wordml" xmlns:w16cex="http://schemas.microsoft.com/office/word/2018/wordml/cex" xmlns:w16cid="http://schemas.microsoft.com/office/word/2016/wordml/cid" xmlns:w16="http://schemas.microsoft.com/office/word/2018/wordml" xmlns:w16sdtdh="http://schemas.microsoft.com/office/word/2020/wordml/sdtdatahash" xmlns:w16se="http://schemas.microsoft.com/office/word/2015/wordml/symex" xmlns:wpg="http://schemas.microsoft.com/office/word/2010/wordprocessingGroup" xmlns:wpi="http://schemas.microsoft.com/office/word/2010/wordprocessingInk" xmlns:wne="http://schemas.microsoft.com/office/word/2006/wordml" xmlns:wps="http://schemas.microsoft.com/office/word/2010/wordprocessingShape" mc:Ignorable="w14 w15 w16se w16cid w16 w16cex w16sdtdh wp14">
   <w:footnote w:type="separator" w:id="-1">
     <w:p>
       <w:pPr>
@@ -1915,7 +1707,7 @@
 </file>
 
 <file path=word/header1.xml><?xml version="1.0" encoding="utf-8"?>
-<w:hdr xmlns:wpc="http://schemas.microsoft.com/office/word/2010/wordprocessingCanvas" xmlns:cx="http://schemas.microsoft.com/office/drawing/2014/chartex" xmlns:cx1="http://schemas.microsoft.com/office/drawing/2015/9/8/chartex" xmlns:cx2="http://schemas.microsoft.com/office/drawing/2015/10/21/chartex" xmlns:cx3="http://schemas.microsoft.com/office/drawing/2016/5/9/chartex" xmlns:cx4="http://schemas.microsoft.com/office/drawing/2016/5/10/chartex" xmlns:cx5="http://schemas.microsoft.com/office/drawing/2016/5/11/chartex" xmlns:cx6="http://schemas.microsoft.com/office/drawing/2016/5/12/chartex" xmlns:cx7="http://schemas.microsoft.com/office/drawing/2016/5/13/chartex" xmlns:cx8="http://schemas.microsoft.com/office/drawing/2016/5/14/chartex" xmlns:mc="http://schemas.openxmlformats.org/markup-compatibility/2006" xmlns:aink="http://schemas.microsoft.com/office/drawing/2016/ink" xmlns:am3d="http://schemas.microsoft.com/office/drawing/2017/model3d" xmlns:o="urn:schemas-microsoft-com:office:office" xmlns:oel="http://schemas.microsoft.com/office/2019/extlst" xmlns:r="http://schemas.openxmlformats.org/officeDocument/2006/relationships" xmlns:m="http://schemas.openxmlformats.org/officeDocument/2006/math" xmlns:v="urn:schemas-microsoft-com:vml" xmlns:wp14="http://schemas.microsoft.com/office/word/2010/wordprocessingDrawing" xmlns:wp="http://schemas.openxmlformats.org/drawingml/2006/wordprocessingDrawing" xmlns:w10="urn:schemas-microsoft-com:office:word" xmlns:w="http://schemas.openxmlformats.org/wordprocessingml/2006/main" xmlns:w14="http://schemas.microsoft.com/office/word/2010/wordml" xmlns:w15="http://schemas.microsoft.com/office/word/2012/wordml" xmlns:w16cex="http://schemas.microsoft.com/office/word/2018/wordml/cex" xmlns:w16cid="http://schemas.microsoft.com/office/word/2016/wordml/cid" xmlns:w16="http://schemas.microsoft.com/office/word/2018/wordml" xmlns:w16du="http://schemas.microsoft.com/office/word/2023/wordml/word16du" xmlns:w16sdtdh="http://schemas.microsoft.com/office/word/2020/wordml/sdtdatahash" xmlns:w16sdtfl="http://schemas.microsoft.com/office/word/2024/wordml/sdtformatlock" xmlns:w16se="http://schemas.microsoft.com/office/word/2015/wordml/symex" xmlns:wpg="http://schemas.microsoft.com/office/word/2010/wordprocessingGroup" xmlns:wpi="http://schemas.microsoft.com/office/word/2010/wordprocessingInk" xmlns:wne="http://schemas.microsoft.com/office/word/2006/wordml" xmlns:wps="http://schemas.microsoft.com/office/word/2010/wordprocessingShape" mc:Ignorable="w14 w15 w16se w16cid w16 w16cex w16sdtdh w16sdtfl w16du wp14">
+<w:hdr xmlns:wpc="http://schemas.microsoft.com/office/word/2010/wordprocessingCanvas" xmlns:cx="http://schemas.microsoft.com/office/drawing/2014/chartex" xmlns:cx1="http://schemas.microsoft.com/office/drawing/2015/9/8/chartex" xmlns:cx2="http://schemas.microsoft.com/office/drawing/2015/10/21/chartex" xmlns:cx3="http://schemas.microsoft.com/office/drawing/2016/5/9/chartex" xmlns:cx4="http://schemas.microsoft.com/office/drawing/2016/5/10/chartex" xmlns:cx5="http://schemas.microsoft.com/office/drawing/2016/5/11/chartex" xmlns:cx6="http://schemas.microsoft.com/office/drawing/2016/5/12/chartex" xmlns:cx7="http://schemas.microsoft.com/office/drawing/2016/5/13/chartex" xmlns:cx8="http://schemas.microsoft.com/office/drawing/2016/5/14/chartex" xmlns:mc="http://schemas.openxmlformats.org/markup-compatibility/2006" xmlns:aink="http://schemas.microsoft.com/office/drawing/2016/ink" xmlns:am3d="http://schemas.microsoft.com/office/drawing/2017/model3d" xmlns:o="urn:schemas-microsoft-com:office:office" xmlns:r="http://schemas.openxmlformats.org/officeDocument/2006/relationships" xmlns:m="http://schemas.openxmlformats.org/officeDocument/2006/math" xmlns:v="urn:schemas-microsoft-com:vml" xmlns:wp14="http://schemas.microsoft.com/office/word/2010/wordprocessingDrawing" xmlns:wp="http://schemas.openxmlformats.org/drawingml/2006/wordprocessingDrawing" xmlns:w10="urn:schemas-microsoft-com:office:word" xmlns:w="http://schemas.openxmlformats.org/wordprocessingml/2006/main" xmlns:w14="http://schemas.microsoft.com/office/word/2010/wordml" xmlns:w15="http://schemas.microsoft.com/office/word/2012/wordml" xmlns:w16cex="http://schemas.microsoft.com/office/word/2018/wordml/cex" xmlns:w16cid="http://schemas.microsoft.com/office/word/2016/wordml/cid" xmlns:w16="http://schemas.microsoft.com/office/word/2018/wordml" xmlns:w16sdtdh="http://schemas.microsoft.com/office/word/2020/wordml/sdtdatahash" xmlns:w16se="http://schemas.microsoft.com/office/word/2015/wordml/symex" xmlns:wpg="http://schemas.microsoft.com/office/word/2010/wordprocessingGroup" xmlns:wpi="http://schemas.microsoft.com/office/word/2010/wordprocessingInk" xmlns:wne="http://schemas.microsoft.com/office/word/2006/wordml" xmlns:wps="http://schemas.microsoft.com/office/word/2010/wordprocessingShape" mc:Ignorable="w14 w15 w16se w16cid w16 w16cex w16sdtdh wp14">
   <w:p>
     <w:pPr>
       <w:pStyle w:val="Encabezado"/>
@@ -2053,6 +1845,7 @@
           <w:listItem w:displayText="50" w:value="50"/>
         </w:dropDownList>
       </w:sdtPr>
+      <w:sdtEndPr/>
       <w:sdtContent>
         <w:r>
           <w:rPr>
@@ -2071,7 +1864,7 @@
 </file>
 
 <file path=word/numbering.xml><?xml version="1.0" encoding="utf-8"?>
-<w:numbering xmlns:wpc="http://schemas.microsoft.com/office/word/2010/wordprocessingCanvas" xmlns:cx="http://schemas.microsoft.com/office/drawing/2014/chartex" xmlns:cx1="http://schemas.microsoft.com/office/drawing/2015/9/8/chartex" xmlns:cx2="http://schemas.microsoft.com/office/drawing/2015/10/21/chartex" xmlns:cx3="http://schemas.microsoft.com/office/drawing/2016/5/9/chartex" xmlns:cx4="http://schemas.microsoft.com/office/drawing/2016/5/10/chartex" xmlns:cx5="http://schemas.microsoft.com/office/drawing/2016/5/11/chartex" xmlns:cx6="http://schemas.microsoft.com/office/drawing/2016/5/12/chartex" xmlns:cx7="http://schemas.microsoft.com/office/drawing/2016/5/13/chartex" xmlns:cx8="http://schemas.microsoft.com/office/drawing/2016/5/14/chartex" xmlns:mc="http://schemas.openxmlformats.org/markup-compatibility/2006" xmlns:aink="http://schemas.microsoft.com/office/drawing/2016/ink" xmlns:am3d="http://schemas.microsoft.com/office/drawing/2017/model3d" xmlns:o="urn:schemas-microsoft-com:office:office" xmlns:oel="http://schemas.microsoft.com/office/2019/extlst" xmlns:r="http://schemas.openxmlformats.org/officeDocument/2006/relationships" xmlns:m="http://schemas.openxmlformats.org/officeDocument/2006/math" xmlns:v="urn:schemas-microsoft-com:vml" xmlns:wp14="http://schemas.microsoft.com/office/word/2010/wordprocessingDrawing" xmlns:wp="http://schemas.openxmlformats.org/drawingml/2006/wordprocessingDrawing" xmlns:w10="urn:schemas-microsoft-com:office:word" xmlns:w="http://schemas.openxmlformats.org/wordprocessingml/2006/main" xmlns:w14="http://schemas.microsoft.com/office/word/2010/wordml" xmlns:w15="http://schemas.microsoft.com/office/word/2012/wordml" xmlns:w16cex="http://schemas.microsoft.com/office/word/2018/wordml/cex" xmlns:w16cid="http://schemas.microsoft.com/office/word/2016/wordml/cid" xmlns:w16="http://schemas.microsoft.com/office/word/2018/wordml" xmlns:w16du="http://schemas.microsoft.com/office/word/2023/wordml/word16du" xmlns:w16sdtdh="http://schemas.microsoft.com/office/word/2020/wordml/sdtdatahash" xmlns:w16sdtfl="http://schemas.microsoft.com/office/word/2024/wordml/sdtformatlock" xmlns:w16se="http://schemas.microsoft.com/office/word/2015/wordml/symex" xmlns:wpg="http://schemas.microsoft.com/office/word/2010/wordprocessingGroup" xmlns:wpi="http://schemas.microsoft.com/office/word/2010/wordprocessingInk" xmlns:wne="http://schemas.microsoft.com/office/word/2006/wordml" xmlns:wps="http://schemas.microsoft.com/office/word/2010/wordprocessingShape" mc:Ignorable="w14 w15 w16se w16cid w16 w16cex w16sdtdh w16sdtfl w16du wp14">
+<w:numbering xmlns:wpc="http://schemas.microsoft.com/office/word/2010/wordprocessingCanvas" xmlns:cx="http://schemas.microsoft.com/office/drawing/2014/chartex" xmlns:cx1="http://schemas.microsoft.com/office/drawing/2015/9/8/chartex" xmlns:cx2="http://schemas.microsoft.com/office/drawing/2015/10/21/chartex" xmlns:cx3="http://schemas.microsoft.com/office/drawing/2016/5/9/chartex" xmlns:cx4="http://schemas.microsoft.com/office/drawing/2016/5/10/chartex" xmlns:cx5="http://schemas.microsoft.com/office/drawing/2016/5/11/chartex" xmlns:cx6="http://schemas.microsoft.com/office/drawing/2016/5/12/chartex" xmlns:cx7="http://schemas.microsoft.com/office/drawing/2016/5/13/chartex" xmlns:cx8="http://schemas.microsoft.com/office/drawing/2016/5/14/chartex" xmlns:mc="http://schemas.openxmlformats.org/markup-compatibility/2006" xmlns:aink="http://schemas.microsoft.com/office/drawing/2016/ink" xmlns:am3d="http://schemas.microsoft.com/office/drawing/2017/model3d" xmlns:o="urn:schemas-microsoft-com:office:office" xmlns:r="http://schemas.openxmlformats.org/officeDocument/2006/relationships" xmlns:m="http://schemas.openxmlformats.org/officeDocument/2006/math" xmlns:v="urn:schemas-microsoft-com:vml" xmlns:wp14="http://schemas.microsoft.com/office/word/2010/wordprocessingDrawing" xmlns:wp="http://schemas.openxmlformats.org/drawingml/2006/wordprocessingDrawing" xmlns:w10="urn:schemas-microsoft-com:office:word" xmlns:w="http://schemas.openxmlformats.org/wordprocessingml/2006/main" xmlns:w14="http://schemas.microsoft.com/office/word/2010/wordml" xmlns:w15="http://schemas.microsoft.com/office/word/2012/wordml" xmlns:w16cex="http://schemas.microsoft.com/office/word/2018/wordml/cex" xmlns:w16cid="http://schemas.microsoft.com/office/word/2016/wordml/cid" xmlns:w16="http://schemas.microsoft.com/office/word/2018/wordml" xmlns:w16sdtdh="http://schemas.microsoft.com/office/word/2020/wordml/sdtdatahash" xmlns:w16se="http://schemas.microsoft.com/office/word/2015/wordml/symex" xmlns:wpg="http://schemas.microsoft.com/office/word/2010/wordprocessingGroup" xmlns:wpi="http://schemas.microsoft.com/office/word/2010/wordprocessingInk" xmlns:wne="http://schemas.microsoft.com/office/word/2006/wordml" xmlns:wps="http://schemas.microsoft.com/office/word/2010/wordprocessingShape" mc:Ignorable="w14 w15 w16se w16cid w16 w16cex w16sdtdh wp14">
   <w:abstractNum w:abstractNumId="0" w15:restartNumberingAfterBreak="0">
     <w:nsid w:val="6A254C16"/>
     <w:multiLevelType w:val="hybridMultilevel"/>
@@ -2161,14 +1954,14 @@
       </w:pPr>
     </w:lvl>
   </w:abstractNum>
-  <w:num w:numId="1" w16cid:durableId="320280555">
+  <w:num w:numId="1">
     <w:abstractNumId w:val="0"/>
   </w:num>
 </w:numbering>
 </file>
 
 <file path=word/styles.xml><?xml version="1.0" encoding="utf-8"?>
-<w:styles xmlns:mc="http://schemas.openxmlformats.org/markup-compatibility/2006" xmlns:r="http://schemas.openxmlformats.org/officeDocument/2006/relationships" xmlns:w="http://schemas.openxmlformats.org/wordprocessingml/2006/main" xmlns:w14="http://schemas.microsoft.com/office/word/2010/wordml" xmlns:w15="http://schemas.microsoft.com/office/word/2012/wordml" xmlns:w16cex="http://schemas.microsoft.com/office/word/2018/wordml/cex" xmlns:w16cid="http://schemas.microsoft.com/office/word/2016/wordml/cid" xmlns:w16="http://schemas.microsoft.com/office/word/2018/wordml" xmlns:w16du="http://schemas.microsoft.com/office/word/2023/wordml/word16du" xmlns:w16sdtdh="http://schemas.microsoft.com/office/word/2020/wordml/sdtdatahash" xmlns:w16sdtfl="http://schemas.microsoft.com/office/word/2024/wordml/sdtformatlock" xmlns:w16se="http://schemas.microsoft.com/office/word/2015/wordml/symex" mc:Ignorable="w14 w15 w16se w16cid w16 w16cex w16sdtdh w16sdtfl w16du">
+<w:styles xmlns:mc="http://schemas.openxmlformats.org/markup-compatibility/2006" xmlns:r="http://schemas.openxmlformats.org/officeDocument/2006/relationships" xmlns:w="http://schemas.openxmlformats.org/wordprocessingml/2006/main" xmlns:w14="http://schemas.microsoft.com/office/word/2010/wordml" xmlns:w15="http://schemas.microsoft.com/office/word/2012/wordml" xmlns:w16cex="http://schemas.microsoft.com/office/word/2018/wordml/cex" xmlns:w16cid="http://schemas.microsoft.com/office/word/2016/wordml/cid" xmlns:w16="http://schemas.microsoft.com/office/word/2018/wordml" xmlns:w16sdtdh="http://schemas.microsoft.com/office/word/2020/wordml/sdtdatahash" xmlns:w16se="http://schemas.microsoft.com/office/word/2015/wordml/symex" mc:Ignorable="w14 w15 w16se w16cid w16 w16cex w16sdtdh">
   <w:docDefaults>
     <w:rPrDefault>
       <w:rPr>
@@ -2765,7 +2558,7 @@
 </file>
 
 <file path=word/glossary/document.xml><?xml version="1.0" encoding="utf-8"?>
-<w:glossaryDocument xmlns:wpc="http://schemas.microsoft.com/office/word/2010/wordprocessingCanvas" xmlns:cx="http://schemas.microsoft.com/office/drawing/2014/chartex" xmlns:cx1="http://schemas.microsoft.com/office/drawing/2015/9/8/chartex" xmlns:cx2="http://schemas.microsoft.com/office/drawing/2015/10/21/chartex" xmlns:cx3="http://schemas.microsoft.com/office/drawing/2016/5/9/chartex" xmlns:cx4="http://schemas.microsoft.com/office/drawing/2016/5/10/chartex" xmlns:cx5="http://schemas.microsoft.com/office/drawing/2016/5/11/chartex" xmlns:cx6="http://schemas.microsoft.com/office/drawing/2016/5/12/chartex" xmlns:cx7="http://schemas.microsoft.com/office/drawing/2016/5/13/chartex" xmlns:cx8="http://schemas.microsoft.com/office/drawing/2016/5/14/chartex" xmlns:mc="http://schemas.openxmlformats.org/markup-compatibility/2006" xmlns:aink="http://schemas.microsoft.com/office/drawing/2016/ink" xmlns:am3d="http://schemas.microsoft.com/office/drawing/2017/model3d" xmlns:o="urn:schemas-microsoft-com:office:office" xmlns:oel="http://schemas.microsoft.com/office/2019/extlst" xmlns:r="http://schemas.openxmlformats.org/officeDocument/2006/relationships" xmlns:m="http://schemas.openxmlformats.org/officeDocument/2006/math" xmlns:v="urn:schemas-microsoft-com:vml" xmlns:wp14="http://schemas.microsoft.com/office/word/2010/wordprocessingDrawing" xmlns:wp="http://schemas.openxmlformats.org/drawingml/2006/wordprocessingDrawing" xmlns:w10="urn:schemas-microsoft-com:office:word" xmlns:w="http://schemas.openxmlformats.org/wordprocessingml/2006/main" xmlns:w14="http://schemas.microsoft.com/office/word/2010/wordml" xmlns:w15="http://schemas.microsoft.com/office/word/2012/wordml" xmlns:w16cex="http://schemas.microsoft.com/office/word/2018/wordml/cex" xmlns:w16cid="http://schemas.microsoft.com/office/word/2016/wordml/cid" xmlns:w16="http://schemas.microsoft.com/office/word/2018/wordml" xmlns:w16du="http://schemas.microsoft.com/office/word/2023/wordml/word16du" xmlns:w16sdtdh="http://schemas.microsoft.com/office/word/2020/wordml/sdtdatahash" xmlns:w16sdtfl="http://schemas.microsoft.com/office/word/2024/wordml/sdtformatlock" xmlns:w16se="http://schemas.microsoft.com/office/word/2015/wordml/symex" xmlns:wpg="http://schemas.microsoft.com/office/word/2010/wordprocessingGroup" xmlns:wpi="http://schemas.microsoft.com/office/word/2010/wordprocessingInk" xmlns:wne="http://schemas.microsoft.com/office/word/2006/wordml" xmlns:wps="http://schemas.microsoft.com/office/word/2010/wordprocessingShape" mc:Ignorable="w14 w15 w16se w16cid w16 w16cex w16sdtdh w16sdtfl w16du wp14">
+<w:glossaryDocument xmlns:wpc="http://schemas.microsoft.com/office/word/2010/wordprocessingCanvas" xmlns:cx="http://schemas.microsoft.com/office/drawing/2014/chartex" xmlns:cx1="http://schemas.microsoft.com/office/drawing/2015/9/8/chartex" xmlns:cx2="http://schemas.microsoft.com/office/drawing/2015/10/21/chartex" xmlns:cx3="http://schemas.microsoft.com/office/drawing/2016/5/9/chartex" xmlns:cx4="http://schemas.microsoft.com/office/drawing/2016/5/10/chartex" xmlns:cx5="http://schemas.microsoft.com/office/drawing/2016/5/11/chartex" xmlns:cx6="http://schemas.microsoft.com/office/drawing/2016/5/12/chartex" xmlns:cx7="http://schemas.microsoft.com/office/drawing/2016/5/13/chartex" xmlns:cx8="http://schemas.microsoft.com/office/drawing/2016/5/14/chartex" xmlns:mc="http://schemas.openxmlformats.org/markup-compatibility/2006" xmlns:aink="http://schemas.microsoft.com/office/drawing/2016/ink" xmlns:am3d="http://schemas.microsoft.com/office/drawing/2017/model3d" xmlns:o="urn:schemas-microsoft-com:office:office" xmlns:r="http://schemas.openxmlformats.org/officeDocument/2006/relationships" xmlns:m="http://schemas.openxmlformats.org/officeDocument/2006/math" xmlns:v="urn:schemas-microsoft-com:vml" xmlns:wp14="http://schemas.microsoft.com/office/word/2010/wordprocessingDrawing" xmlns:wp="http://schemas.openxmlformats.org/drawingml/2006/wordprocessingDrawing" xmlns:w10="urn:schemas-microsoft-com:office:word" xmlns:w="http://schemas.openxmlformats.org/wordprocessingml/2006/main" xmlns:w14="http://schemas.microsoft.com/office/word/2010/wordml" xmlns:w15="http://schemas.microsoft.com/office/word/2012/wordml" xmlns:w16cex="http://schemas.microsoft.com/office/word/2018/wordml/cex" xmlns:w16cid="http://schemas.microsoft.com/office/word/2016/wordml/cid" xmlns:w16="http://schemas.microsoft.com/office/word/2018/wordml" xmlns:w16sdtdh="http://schemas.microsoft.com/office/word/2020/wordml/sdtdatahash" xmlns:w16se="http://schemas.microsoft.com/office/word/2015/wordml/symex" xmlns:wpg="http://schemas.microsoft.com/office/word/2010/wordprocessingGroup" xmlns:wpi="http://schemas.microsoft.com/office/word/2010/wordprocessingInk" xmlns:wne="http://schemas.microsoft.com/office/word/2006/wordml" xmlns:wps="http://schemas.microsoft.com/office/word/2010/wordprocessingShape" mc:Ignorable="w14 w15 w16se w16cid w16 w16cex w16sdtdh wp14">
   <w:docParts>
     <w:docPart>
       <w:docPartPr>
@@ -2850,35 +2643,6 @@
     </w:docPart>
     <w:docPart>
       <w:docPartPr>
-        <w:name w:val="9B9113382CCD4ACEA74CC82467105C75"/>
-        <w:category>
-          <w:name w:val="General"/>
-          <w:gallery w:val="placeholder"/>
-        </w:category>
-        <w:types>
-          <w:type w:val="bbPlcHdr"/>
-        </w:types>
-        <w:behaviors>
-          <w:behavior w:val="content"/>
-        </w:behaviors>
-        <w:guid w:val="{EE024EF1-EA2C-4CD6-9EC3-79B1D7B3161A}"/>
-      </w:docPartPr>
-      <w:docPartBody>
-        <w:p>
-          <w:pPr>
-            <w:pStyle w:val="9B9113382CCD4ACEA74CC82467105C75"/>
-          </w:pPr>
-          <w:r>
-            <w:rPr>
-              <w:rStyle w:val="Textodelmarcadordeposicin"/>
-            </w:rPr>
-            <w:t>Elija un elemento.</w:t>
-          </w:r>
-        </w:p>
-      </w:docPartBody>
-    </w:docPart>
-    <w:docPart>
-      <w:docPartPr>
         <w:name w:val="C035E4881A3E434EA84A2368B68A78A6"/>
         <w:category>
           <w:name w:val="General"/>
@@ -2935,32 +2699,119 @@
         </w:p>
       </w:docPartBody>
     </w:docPart>
+    <w:docPart>
+      <w:docPartPr>
+        <w:name w:val="6DB6FE8B501541D58289D366E6D64959"/>
+        <w:category>
+          <w:name w:val="General"/>
+          <w:gallery w:val="placeholder"/>
+        </w:category>
+        <w:types>
+          <w:type w:val="bbPlcHdr"/>
+        </w:types>
+        <w:behaviors>
+          <w:behavior w:val="content"/>
+        </w:behaviors>
+        <w:guid w:val="{C72BE12C-E7CD-414F-8F31-38B3DCDF80C4}"/>
+      </w:docPartPr>
+      <w:docPartBody>
+        <w:p>
+          <w:pPr>
+            <w:pStyle w:val="6DB6FE8B501541D58289D366E6D64959"/>
+          </w:pPr>
+          <w:r>
+            <w:rPr>
+              <w:rStyle w:val="Textodelmarcadordeposicin"/>
+            </w:rPr>
+            <w:t>Elija un elemento.</w:t>
+          </w:r>
+        </w:p>
+      </w:docPartBody>
+    </w:docPart>
+    <w:docPart>
+      <w:docPartPr>
+        <w:name w:val="6B13BF982B74439D8DD635EC2CC1CA61"/>
+        <w:category>
+          <w:name w:val="General"/>
+          <w:gallery w:val="placeholder"/>
+        </w:category>
+        <w:types>
+          <w:type w:val="bbPlcHdr"/>
+        </w:types>
+        <w:behaviors>
+          <w:behavior w:val="content"/>
+        </w:behaviors>
+        <w:guid w:val="{CC020FE9-CB29-4889-AF3D-3B4C74237D56}"/>
+      </w:docPartPr>
+      <w:docPartBody>
+        <w:p>
+          <w:pPr>
+            <w:pStyle w:val="6B13BF982B74439D8DD635EC2CC1CA61"/>
+          </w:pPr>
+          <w:r>
+            <w:rPr>
+              <w:rStyle w:val="Textodelmarcadordeposicin"/>
+            </w:rPr>
+            <w:t>Elija un elemento.</w:t>
+          </w:r>
+        </w:p>
+      </w:docPartBody>
+    </w:docPart>
+    <w:docPart>
+      <w:docPartPr>
+        <w:name w:val="EC27EAA1F65F4399B4596AB2F550CA74"/>
+        <w:category>
+          <w:name w:val="General"/>
+          <w:gallery w:val="placeholder"/>
+        </w:category>
+        <w:types>
+          <w:type w:val="bbPlcHdr"/>
+        </w:types>
+        <w:behaviors>
+          <w:behavior w:val="content"/>
+        </w:behaviors>
+        <w:guid w:val="{11E21C35-441D-418C-9F95-DD31E5BD7FB1}"/>
+      </w:docPartPr>
+      <w:docPartBody>
+        <w:p>
+          <w:pPr>
+            <w:pStyle w:val="EC27EAA1F65F4399B4596AB2F550CA74"/>
+          </w:pPr>
+          <w:r>
+            <w:rPr>
+              <w:rStyle w:val="Textodelmarcadordeposicin"/>
+            </w:rPr>
+            <w:t>Elija un elemento.</w:t>
+          </w:r>
+        </w:p>
+      </w:docPartBody>
+    </w:docPart>
   </w:docParts>
 </w:glossaryDocument>
 </file>
 
 <file path=word/glossary/fontTable.xml><?xml version="1.0" encoding="utf-8"?>
-<w:fonts xmlns:mc="http://schemas.openxmlformats.org/markup-compatibility/2006" xmlns:r="http://schemas.openxmlformats.org/officeDocument/2006/relationships" xmlns:w="http://schemas.openxmlformats.org/wordprocessingml/2006/main" xmlns:w14="http://schemas.microsoft.com/office/word/2010/wordml" xmlns:w15="http://schemas.microsoft.com/office/word/2012/wordml" xmlns:w16cex="http://schemas.microsoft.com/office/word/2018/wordml/cex" xmlns:w16cid="http://schemas.microsoft.com/office/word/2016/wordml/cid" xmlns:w16="http://schemas.microsoft.com/office/word/2018/wordml" xmlns:w16du="http://schemas.microsoft.com/office/word/2023/wordml/word16du" xmlns:w16sdtdh="http://schemas.microsoft.com/office/word/2020/wordml/sdtdatahash" xmlns:w16sdtfl="http://schemas.microsoft.com/office/word/2024/wordml/sdtformatlock" xmlns:w16se="http://schemas.microsoft.com/office/word/2015/wordml/symex" mc:Ignorable="w14 w15 w16se w16cid w16 w16cex w16sdtdh w16sdtfl w16du">
+<w:fonts xmlns:mc="http://schemas.openxmlformats.org/markup-compatibility/2006" xmlns:r="http://schemas.openxmlformats.org/officeDocument/2006/relationships" xmlns:w="http://schemas.openxmlformats.org/wordprocessingml/2006/main" xmlns:w14="http://schemas.microsoft.com/office/word/2010/wordml" xmlns:w15="http://schemas.microsoft.com/office/word/2012/wordml" xmlns:w16cex="http://schemas.microsoft.com/office/word/2018/wordml/cex" xmlns:w16cid="http://schemas.microsoft.com/office/word/2016/wordml/cid" xmlns:w16="http://schemas.microsoft.com/office/word/2018/wordml" xmlns:w16sdtdh="http://schemas.microsoft.com/office/word/2020/wordml/sdtdatahash" xmlns:w16se="http://schemas.microsoft.com/office/word/2015/wordml/symex" mc:Ignorable="w14 w15 w16se w16cid w16 w16cex w16sdtdh">
   <w:font w:name="Times New Roman">
     <w:panose1 w:val="02020603050405020304"/>
     <w:charset w:val="00"/>
     <w:family w:val="roman"/>
     <w:pitch w:val="variable"/>
-    <w:sig w:usb0="E0002EFF" w:usb1="C000785B" w:usb2="00000009" w:usb3="00000000" w:csb0="000001FF" w:csb1="00000000"/>
+    <w:sig w:usb0="E0002AFF" w:usb1="C0007843" w:usb2="00000009" w:usb3="00000000" w:csb0="000001FF" w:csb1="00000000"/>
   </w:font>
   <w:font w:name="Calibri">
     <w:panose1 w:val="020F0502020204030204"/>
     <w:charset w:val="00"/>
     <w:family w:val="swiss"/>
     <w:pitch w:val="variable"/>
-    <w:sig w:usb0="E4002EFF" w:usb1="C000247B" w:usb2="00000009" w:usb3="00000000" w:csb0="000001FF" w:csb1="00000000"/>
+    <w:sig w:usb0="E0002AFF" w:usb1="4000ACFF" w:usb2="00000001" w:usb3="00000000" w:csb0="000001FF" w:csb1="00000000"/>
   </w:font>
   <w:font w:name="Calibri Light">
     <w:panose1 w:val="020F0302020204030204"/>
     <w:charset w:val="00"/>
     <w:family w:val="swiss"/>
     <w:pitch w:val="variable"/>
-    <w:sig w:usb0="E4002EFF" w:usb1="C000247B" w:usb2="00000009" w:usb3="00000000" w:csb0="000001FF" w:csb1="00000000"/>
+    <w:sig w:usb0="A0002AEF" w:usb1="4000207B" w:usb2="00000000" w:usb3="00000000" w:csb0="000001FF" w:csb1="00000000"/>
   </w:font>
   <w:font w:name="Segoe UI">
     <w:panose1 w:val="020B0502040204020203"/>
@@ -2974,13 +2825,13 @@
     <w:charset w:val="00"/>
     <w:family w:val="swiss"/>
     <w:pitch w:val="variable"/>
-    <w:sig w:usb0="E0002EFF" w:usb1="C000785B" w:usb2="00000009" w:usb3="00000000" w:csb0="000001FF" w:csb1="00000000"/>
+    <w:sig w:usb0="E0002AFF" w:usb1="C0007843" w:usb2="00000009" w:usb3="00000000" w:csb0="000001FF" w:csb1="00000000"/>
   </w:font>
 </w:fonts>
 </file>
 
 <file path=word/glossary/settings.xml><?xml version="1.0" encoding="utf-8"?>
-<w:settings xmlns:mc="http://schemas.openxmlformats.org/markup-compatibility/2006" xmlns:o="urn:schemas-microsoft-com:office:office" xmlns:r="http://schemas.openxmlformats.org/officeDocument/2006/relationships" xmlns:m="http://schemas.openxmlformats.org/officeDocument/2006/math" xmlns:v="urn:schemas-microsoft-com:vml" xmlns:w10="urn:schemas-microsoft-com:office:word" xmlns:w="http://schemas.openxmlformats.org/wordprocessingml/2006/main" xmlns:w14="http://schemas.microsoft.com/office/word/2010/wordml" xmlns:w15="http://schemas.microsoft.com/office/word/2012/wordml" xmlns:w16cex="http://schemas.microsoft.com/office/word/2018/wordml/cex" xmlns:w16cid="http://schemas.microsoft.com/office/word/2016/wordml/cid" xmlns:w16="http://schemas.microsoft.com/office/word/2018/wordml" xmlns:w16du="http://schemas.microsoft.com/office/word/2023/wordml/word16du" xmlns:w16sdtdh="http://schemas.microsoft.com/office/word/2020/wordml/sdtdatahash" xmlns:w16sdtfl="http://schemas.microsoft.com/office/word/2024/wordml/sdtformatlock" xmlns:w16se="http://schemas.microsoft.com/office/word/2015/wordml/symex" xmlns:sl="http://schemas.openxmlformats.org/schemaLibrary/2006/main" mc:Ignorable="w14 w15 w16se w16cid w16 w16cex w16sdtdh w16sdtfl w16du">
+<w:settings xmlns:mc="http://schemas.openxmlformats.org/markup-compatibility/2006" xmlns:o="urn:schemas-microsoft-com:office:office" xmlns:r="http://schemas.openxmlformats.org/officeDocument/2006/relationships" xmlns:m="http://schemas.openxmlformats.org/officeDocument/2006/math" xmlns:v="urn:schemas-microsoft-com:vml" xmlns:w10="urn:schemas-microsoft-com:office:word" xmlns:w="http://schemas.openxmlformats.org/wordprocessingml/2006/main" xmlns:w14="http://schemas.microsoft.com/office/word/2010/wordml" xmlns:w15="http://schemas.microsoft.com/office/word/2012/wordml" xmlns:w16cex="http://schemas.microsoft.com/office/word/2018/wordml/cex" xmlns:w16cid="http://schemas.microsoft.com/office/word/2016/wordml/cid" xmlns:w16="http://schemas.microsoft.com/office/word/2018/wordml" xmlns:w16sdtdh="http://schemas.microsoft.com/office/word/2020/wordml/sdtdatahash" xmlns:w16se="http://schemas.microsoft.com/office/word/2015/wordml/symex" xmlns:sl="http://schemas.openxmlformats.org/schemaLibrary/2006/main" mc:Ignorable="w14 w15 w16se w16cid w16 w16cex w16sdtdh">
   <w:view w:val="normal"/>
   <w:defaultTabStop w:val="708"/>
   <w:hyphenationZone w:val="425"/>
@@ -3004,6 +2855,7 @@
     <w:rsid w:val="001C4722"/>
     <w:rsid w:val="002022D1"/>
     <w:rsid w:val="00212E3E"/>
+    <w:rsid w:val="00241774"/>
     <w:rsid w:val="00252285"/>
     <w:rsid w:val="00276B88"/>
     <w:rsid w:val="002A619C"/>
@@ -3064,6 +2916,7 @@
     <w:rsid w:val="00E8200B"/>
     <w:rsid w:val="00EA33CA"/>
     <w:rsid w:val="00EB347D"/>
+    <w:rsid w:val="00ED1F9E"/>
     <w:rsid w:val="00F16B2A"/>
     <w:rsid w:val="00FA60FC"/>
     <w:rsid w:val="00FC1B65"/>
@@ -3083,14 +2936,14 @@
   </m:mathPr>
   <w:themeFontLang w:val="es-ES"/>
   <w:clrSchemeMapping w:bg1="light1" w:t1="dark1" w:bg2="light2" w:t2="dark2" w:accent1="accent1" w:accent2="accent2" w:accent3="accent3" w:accent4="accent4" w:accent5="accent5" w:accent6="accent6" w:hyperlink="hyperlink" w:followedHyperlink="followedHyperlink"/>
-  <w:decimalSymbol w:val=","/>
-  <w:listSeparator w:val=";"/>
+  <w:decimalSymbol w:val="."/>
+  <w:listSeparator w:val=","/>
   <w15:chartTrackingRefBased/>
 </w:settings>
 </file>
 
 <file path=word/glossary/styles.xml><?xml version="1.0" encoding="utf-8"?>
-<w:styles xmlns:mc="http://schemas.openxmlformats.org/markup-compatibility/2006" xmlns:r="http://schemas.openxmlformats.org/officeDocument/2006/relationships" xmlns:w="http://schemas.openxmlformats.org/wordprocessingml/2006/main" xmlns:w14="http://schemas.microsoft.com/office/word/2010/wordml" xmlns:w15="http://schemas.microsoft.com/office/word/2012/wordml" xmlns:w16cex="http://schemas.microsoft.com/office/word/2018/wordml/cex" xmlns:w16cid="http://schemas.microsoft.com/office/word/2016/wordml/cid" xmlns:w16="http://schemas.microsoft.com/office/word/2018/wordml" xmlns:w16du="http://schemas.microsoft.com/office/word/2023/wordml/word16du" xmlns:w16sdtdh="http://schemas.microsoft.com/office/word/2020/wordml/sdtdatahash" xmlns:w16sdtfl="http://schemas.microsoft.com/office/word/2024/wordml/sdtformatlock" xmlns:w16se="http://schemas.microsoft.com/office/word/2015/wordml/symex" mc:Ignorable="w14 w15 w16se w16cid w16 w16cex w16sdtdh w16sdtfl w16du">
+<w:styles xmlns:mc="http://schemas.openxmlformats.org/markup-compatibility/2006" xmlns:r="http://schemas.openxmlformats.org/officeDocument/2006/relationships" xmlns:w="http://schemas.openxmlformats.org/wordprocessingml/2006/main" xmlns:w14="http://schemas.microsoft.com/office/word/2010/wordml" xmlns:w15="http://schemas.microsoft.com/office/word/2012/wordml" xmlns:w16cex="http://schemas.microsoft.com/office/word/2018/wordml/cex" xmlns:w16cid="http://schemas.microsoft.com/office/word/2016/wordml/cid" xmlns:w16="http://schemas.microsoft.com/office/word/2018/wordml" xmlns:w16sdtdh="http://schemas.microsoft.com/office/word/2020/wordml/sdtdatahash" xmlns:w16se="http://schemas.microsoft.com/office/word/2015/wordml/symex" mc:Ignorable="w14 w15 w16se w16cid w16 w16cex w16sdtdh">
   <w:docDefaults>
     <w:rPrDefault>
       <w:rPr>
@@ -3520,7 +3373,7 @@
     <w:basedOn w:val="Fuentedeprrafopredeter"/>
     <w:uiPriority w:val="99"/>
     <w:semiHidden/>
-    <w:rsid w:val="00D5405B"/>
+    <w:rsid w:val="00ED1F9E"/>
     <w:rPr>
       <w:color w:val="808080"/>
     </w:rPr>
@@ -3541,11 +3394,32 @@
     <w:name w:val="D44FC897B3C34CD89CADC34939C271EA"/>
     <w:rsid w:val="00E35A80"/>
   </w:style>
+  <w:style w:type="paragraph" w:customStyle="1" w:styleId="6DB6FE8B501541D58289D366E6D64959">
+    <w:name w:val="6DB6FE8B501541D58289D366E6D64959"/>
+    <w:rsid w:val="00ED1F9E"/>
+    <w:rPr>
+      <w:lang w:val="es-MX" w:eastAsia="es-MX"/>
+    </w:rPr>
+  </w:style>
+  <w:style w:type="paragraph" w:customStyle="1" w:styleId="6B13BF982B74439D8DD635EC2CC1CA61">
+    <w:name w:val="6B13BF982B74439D8DD635EC2CC1CA61"/>
+    <w:rsid w:val="00ED1F9E"/>
+    <w:rPr>
+      <w:lang w:val="es-MX" w:eastAsia="es-MX"/>
+    </w:rPr>
+  </w:style>
+  <w:style w:type="paragraph" w:customStyle="1" w:styleId="EC27EAA1F65F4399B4596AB2F550CA74">
+    <w:name w:val="EC27EAA1F65F4399B4596AB2F550CA74"/>
+    <w:rsid w:val="00ED1F9E"/>
+    <w:rPr>
+      <w:lang w:val="es-MX" w:eastAsia="es-MX"/>
+    </w:rPr>
+  </w:style>
 </w:styles>
 </file>
 
 <file path=word/glossary/webSettings.xml><?xml version="1.0" encoding="utf-8"?>
-<w:webSettings xmlns:mc="http://schemas.openxmlformats.org/markup-compatibility/2006" xmlns:r="http://schemas.openxmlformats.org/officeDocument/2006/relationships" xmlns:w="http://schemas.openxmlformats.org/wordprocessingml/2006/main" xmlns:w14="http://schemas.microsoft.com/office/word/2010/wordml" xmlns:w15="http://schemas.microsoft.com/office/word/2012/wordml" xmlns:w16cex="http://schemas.microsoft.com/office/word/2018/wordml/cex" xmlns:w16cid="http://schemas.microsoft.com/office/word/2016/wordml/cid" xmlns:w16="http://schemas.microsoft.com/office/word/2018/wordml" xmlns:w16du="http://schemas.microsoft.com/office/word/2023/wordml/word16du" xmlns:w16sdtdh="http://schemas.microsoft.com/office/word/2020/wordml/sdtdatahash" xmlns:w16sdtfl="http://schemas.microsoft.com/office/word/2024/wordml/sdtformatlock" xmlns:w16se="http://schemas.microsoft.com/office/word/2015/wordml/symex" mc:Ignorable="w14 w15 w16se w16cid w16 w16cex w16sdtdh w16sdtfl w16du">
+<w:webSettings xmlns:mc="http://schemas.openxmlformats.org/markup-compatibility/2006" xmlns:r="http://schemas.openxmlformats.org/officeDocument/2006/relationships" xmlns:w="http://schemas.openxmlformats.org/wordprocessingml/2006/main" xmlns:w14="http://schemas.microsoft.com/office/word/2010/wordml" xmlns:w15="http://schemas.microsoft.com/office/word/2012/wordml" xmlns:w16cex="http://schemas.microsoft.com/office/word/2018/wordml/cex" xmlns:w16cid="http://schemas.microsoft.com/office/word/2016/wordml/cid" xmlns:w16="http://schemas.microsoft.com/office/word/2018/wordml" xmlns:w16sdtdh="http://schemas.microsoft.com/office/word/2020/wordml/sdtdatahash" xmlns:w16se="http://schemas.microsoft.com/office/word/2015/wordml/symex" mc:Ignorable="w14 w15 w16se w16cid w16 w16cex w16sdtdh">
   <w:optimizeForBrowser/>
   <w:allowPNG/>
 </w:webSettings>

--- a/templates/proyecto-grado.docx
+++ b/templates/proyecto-grado.docx
@@ -1,8 +1,8 @@
 
 <file path=word/document.xml><?xml version="1.0" encoding="utf-8"?>
-<w:document xmlns:wpc="http://schemas.microsoft.com/office/word/2010/wordprocessingCanvas" xmlns:cx="http://schemas.microsoft.com/office/drawing/2014/chartex" xmlns:cx1="http://schemas.microsoft.com/office/drawing/2015/9/8/chartex" xmlns:cx2="http://schemas.microsoft.com/office/drawing/2015/10/21/chartex" xmlns:cx3="http://schemas.microsoft.com/office/drawing/2016/5/9/chartex" xmlns:cx4="http://schemas.microsoft.com/office/drawing/2016/5/10/chartex" xmlns:cx5="http://schemas.microsoft.com/office/drawing/2016/5/11/chartex" xmlns:cx6="http://schemas.microsoft.com/office/drawing/2016/5/12/chartex" xmlns:cx7="http://schemas.microsoft.com/office/drawing/2016/5/13/chartex" xmlns:cx8="http://schemas.microsoft.com/office/drawing/2016/5/14/chartex" xmlns:mc="http://schemas.openxmlformats.org/markup-compatibility/2006" xmlns:aink="http://schemas.microsoft.com/office/drawing/2016/ink" xmlns:am3d="http://schemas.microsoft.com/office/drawing/2017/model3d" xmlns:o="urn:schemas-microsoft-com:office:office" xmlns:r="http://schemas.openxmlformats.org/officeDocument/2006/relationships" xmlns:m="http://schemas.openxmlformats.org/officeDocument/2006/math" xmlns:v="urn:schemas-microsoft-com:vml" xmlns:wp14="http://schemas.microsoft.com/office/word/2010/wordprocessingDrawing" xmlns:wp="http://schemas.openxmlformats.org/drawingml/2006/wordprocessingDrawing" xmlns:w10="urn:schemas-microsoft-com:office:word" xmlns:w="http://schemas.openxmlformats.org/wordprocessingml/2006/main" xmlns:w14="http://schemas.microsoft.com/office/word/2010/wordml" xmlns:w15="http://schemas.microsoft.com/office/word/2012/wordml" xmlns:w16cex="http://schemas.microsoft.com/office/word/2018/wordml/cex" xmlns:w16cid="http://schemas.microsoft.com/office/word/2016/wordml/cid" xmlns:w16="http://schemas.microsoft.com/office/word/2018/wordml" xmlns:w16sdtdh="http://schemas.microsoft.com/office/word/2020/wordml/sdtdatahash" xmlns:w16se="http://schemas.microsoft.com/office/word/2015/wordml/symex" xmlns:wpg="http://schemas.microsoft.com/office/word/2010/wordprocessingGroup" xmlns:wpi="http://schemas.microsoft.com/office/word/2010/wordprocessingInk" xmlns:wne="http://schemas.microsoft.com/office/word/2006/wordml" xmlns:wps="http://schemas.microsoft.com/office/word/2010/wordprocessingShape" mc:Ignorable="w14 w15 w16se w16cid w16 w16cex w16sdtdh wp14">
+<w:document xmlns:ns1="http://schemas.openxmlformats.org/markup-compatibility/2006" xmlns:ns2="http://schemas.microsoft.com/office/word/2010/wordml" xmlns:ns3="http://schemas.microsoft.com/office/word/2012/wordml" xmlns:ns4="http://schemas.openxmlformats.org/officeDocument/2006/relationships" xmlns:w="http://schemas.openxmlformats.org/wordprocessingml/2006/main" ns1:Ignorable="w14 w15 w16se w16cid w16 w16cex w16sdtdh wp14">
   <w:body>
-    <w:p>
+    <w:p ns2:paraId="0785FC68" ns2:textId="0F2DA8F6">
       <w:pPr>
         <w:spacing w:after="0" w:line="240" w:lineRule="auto"/>
         <w:jc w:val="center"/>
@@ -44,7 +44,7 @@
           <w:placeholder>
             <w:docPart w:val="DefaultPlaceholder_-1854013439"/>
           </w:placeholder>
-          <w15:color w:val="FF0000"/>
+          <ns3:color w:val="FF0000"/>
           <w:dropDownList>
             <w:listItem w:value="Elija un elemento."/>
             <w:listItem w:displayText="TESIS DE GRADO" w:value="TESIS DE GRADO"/>
@@ -63,7 +63,7 @@
         </w:sdtContent>
       </w:sdt>
     </w:p>
-    <w:p>
+    <w:p ns2:paraId="0B3558C1" ns2:textId="77777777">
       <w:pPr>
         <w:spacing w:after="0" w:line="240" w:lineRule="auto"/>
         <w:jc w:val="center"/>
@@ -73,7 +73,7 @@
         </w:rPr>
       </w:pPr>
     </w:p>
-    <w:p>
+    <w:p ns2:paraId="39E19458" ns2:textId="77777777">
       <w:pPr>
         <w:spacing w:after="0" w:line="240" w:lineRule="auto"/>
         <w:jc w:val="both"/>
@@ -101,13 +101,13 @@
         <w:gridCol w:w="1176"/>
         <w:gridCol w:w="5758"/>
       </w:tblGrid>
-      <w:tr>
+      <w:tr ns2:paraId="48A3A524" ns2:textId="77777777">
         <w:tc>
           <w:tcPr>
             <w:tcW w:w="1904" w:type="dxa"/>
             <w:vMerge w:val="restart"/>
           </w:tcPr>
-          <w:p>
+          <w:p ns2:paraId="73D478F9" ns2:textId="502A3BE2">
             <w:pPr>
               <w:spacing w:after="0" w:line="240" w:lineRule="auto"/>
               <w:jc w:val="both"/>
@@ -128,7 +128,7 @@
                 <w:placeholder>
                   <w:docPart w:val="C035E4881A3E434EA84A2368B68A78A6"/>
                 </w:placeholder>
-                <w15:color w:val="FF0000"/>
+                <ns3:color w:val="FF0000"/>
                 <w:dropDownList>
                   <w:listItem w:value="Elija un elemento."/>
                   <w:listItem w:displayText="POSTULANTE" w:value="POSTULANTE"/>
@@ -160,7 +160,7 @@
             <w:tcW w:w="6934" w:type="dxa"/>
             <w:gridSpan w:val="2"/>
           </w:tcPr>
-          <w:p>
+          <w:p ns2:paraId="3931DACC" ns2:textId="17139C60">
             <w:pPr>
               <w:spacing w:after="0" w:line="240" w:lineRule="auto"/>
               <w:jc w:val="center"/>
@@ -180,7 +180,7 @@
           </w:p>
         </w:tc>
       </w:tr>
-      <w:tr>
+      <w:tr ns2:paraId="64AC3CCF" ns2:textId="77777777">
         <w:trPr>
           <w:trHeight w:val="175"/>
         </w:trPr>
@@ -189,7 +189,7 @@
             <w:tcW w:w="1904" w:type="dxa"/>
             <w:vMerge/>
           </w:tcPr>
-          <w:p>
+          <w:p ns2:paraId="49033889" ns2:textId="77777777">
             <w:pPr>
               <w:spacing w:after="0" w:line="240" w:lineRule="auto"/>
               <w:jc w:val="both"/>
@@ -204,7 +204,7 @@
             <w:tcW w:w="6934" w:type="dxa"/>
             <w:gridSpan w:val="2"/>
           </w:tcPr>
-          <w:p>
+          <w:p ns2:paraId="1B9CAD2C" ns2:textId="1B9661F2">
             <w:pPr>
               <w:spacing w:after="0" w:line="240" w:lineRule="auto"/>
               <w:jc w:val="center"/>
@@ -218,7 +218,7 @@
           </w:p>
         </w:tc>
       </w:tr>
-      <w:tr>
+      <w:tr ns2:paraId="0FDE2576" ns2:textId="77777777">
         <w:trPr>
           <w:trHeight w:val="80"/>
         </w:trPr>
@@ -227,7 +227,7 @@
             <w:tcW w:w="3080" w:type="dxa"/>
             <w:gridSpan w:val="2"/>
           </w:tcPr>
-          <w:p>
+          <w:p ns2:paraId="2DFE40FC" ns2:textId="328950D9">
             <w:pPr>
               <w:spacing w:after="0" w:line="240" w:lineRule="auto"/>
               <w:rPr>
@@ -242,7 +242,7 @@
             <w:tcW w:w="5758" w:type="dxa"/>
             <w:vAlign w:val="center"/>
           </w:tcPr>
-          <w:p>
+          <w:p ns2:paraId="0E0FD153" ns2:textId="199C68EE">
             <w:pPr>
               <w:spacing w:after="0" w:line="240" w:lineRule="auto"/>
               <w:rPr>
@@ -252,7 +252,7 @@
           </w:p>
         </w:tc>
       </w:tr>
-      <w:tr>
+      <w:tr ns2:paraId="78136F1C" ns2:textId="77777777">
         <w:trPr>
           <w:trHeight w:val="340"/>
         </w:trPr>
@@ -262,7 +262,7 @@
             <w:gridSpan w:val="2"/>
             <w:vAlign w:val="center"/>
           </w:tcPr>
-          <w:p>
+          <w:p ns2:paraId="584FDE35" ns2:textId="6C6E35CD">
             <w:pPr>
               <w:spacing w:after="0" w:line="240" w:lineRule="auto"/>
               <w:rPr>
@@ -297,7 +297,7 @@
           <w:tcPr>
             <w:tcW w:w="5758" w:type="dxa"/>
           </w:tcPr>
-          <w:p>
+          <w:p ns2:paraId="0B0C75E4" ns2:textId="500C99C3">
             <w:pPr>
               <w:spacing w:after="0" w:line="240" w:lineRule="auto"/>
               <w:rPr>
@@ -317,7 +317,7 @@
           </w:p>
         </w:tc>
       </w:tr>
-      <w:tr>
+      <w:tr ns2:paraId="3E3602C7" ns2:textId="77777777">
         <w:trPr>
           <w:trHeight w:val="340"/>
         </w:trPr>
@@ -326,7 +326,7 @@
             <w:tcW w:w="3080" w:type="dxa"/>
             <w:gridSpan w:val="2"/>
           </w:tcPr>
-          <w:p>
+          <w:p ns2:paraId="1C9A89B9" ns2:textId="36C76E40">
             <w:pPr>
               <w:spacing w:after="0" w:line="240" w:lineRule="auto"/>
               <w:jc w:val="both"/>
@@ -341,7 +341,7 @@
           <w:tcPr>
             <w:tcW w:w="5758" w:type="dxa"/>
           </w:tcPr>
-          <w:p>
+          <w:p ns2:paraId="6FA23E1E" ns2:textId="096CC7ED">
             <w:pPr>
               <w:spacing w:after="0" w:line="240" w:lineRule="auto"/>
               <w:rPr>
@@ -360,7 +360,7 @@
           </w:p>
         </w:tc>
       </w:tr>
-      <w:tr>
+      <w:tr ns2:paraId="4767EED2" ns2:textId="77777777">
         <w:trPr>
           <w:trHeight w:val="340"/>
         </w:trPr>
@@ -370,7 +370,7 @@
             <w:gridSpan w:val="2"/>
             <w:vAlign w:val="center"/>
           </w:tcPr>
-          <w:p>
+          <w:p ns2:paraId="39156C21" ns2:textId="4A596E9C">
             <w:pPr>
               <w:spacing w:after="0" w:line="240" w:lineRule="auto"/>
               <w:rPr>
@@ -391,7 +391,7 @@
           <w:tcPr>
             <w:tcW w:w="5758" w:type="dxa"/>
           </w:tcPr>
-          <w:p>
+          <w:p ns2:paraId="05E1EDAE" ns2:textId="0C19EEC1">
             <w:pPr>
               <w:spacing w:after="0" w:line="240" w:lineRule="auto"/>
               <w:rPr>
@@ -408,7 +408,7 @@
         </w:tc>
       </w:tr>
     </w:tbl>
-    <w:p>
+    <w:p ns2:paraId="578660FA" ns2:textId="59434989">
       <w:pPr>
         <w:spacing w:after="0" w:line="240" w:lineRule="auto"/>
         <w:jc w:val="both"/>
@@ -417,7 +417,7 @@
         </w:rPr>
       </w:pPr>
     </w:p>
-    <w:p>
+    <w:p ns2:paraId="49ADFA8B" ns2:textId="389C1D6F">
       <w:pPr>
         <w:jc w:val="both"/>
         <w:rPr>
@@ -471,7 +471,7 @@
           <w:placeholder>
             <w:docPart w:val="DefaultPlaceholder_-1854013438"/>
           </w:placeholder>
-          <w15:color w:val="FF0000"/>
+          <ns3:color w:val="FF0000"/>
           <w:date>
             <w:dateFormat w:val="dddd, d' de 'MMMM' de 'yyyy"/>
             <w:lid w:val="es-ES"/>
@@ -519,7 +519,7 @@
           <w:placeholder>
             <w:docPart w:val="98178542E4DC41F495BECB2009C5E8EC"/>
           </w:placeholder>
-          <w15:color w:val="FF0000"/>
+          <ns3:color w:val="FF0000"/>
           <w:dropDownList>
             <w:listItem w:value="Elija un elemento."/>
             <w:listItem w:displayText="el" w:value="el"/>
@@ -553,7 +553,7 @@
           <w:placeholder>
             <w:docPart w:val="DefaultPlaceholder_-1854013439"/>
           </w:placeholder>
-          <w15:color w:val="FF0000"/>
+          <ns3:color w:val="FF0000"/>
           <w:dropDownList>
             <w:listItem w:value="Elija un elemento."/>
             <w:listItem w:displayText="Aula Magna" w:value="Aula Magna"/>
@@ -605,7 +605,7 @@
           <w:placeholder>
             <w:docPart w:val="6DB6FE8B501541D58289D366E6D64959"/>
           </w:placeholder>
-          <w15:color w:val="FF0000"/>
+          <ns3:color w:val="FF0000"/>
           <w:dropDownList>
             <w:listItem w:value="Elija un elemento."/>
             <w:listItem w:displayText="el" w:value="el"/>
@@ -670,7 +670,7 @@
           <w:placeholder>
             <w:docPart w:val="DefaultPlaceholder_-1854013439"/>
           </w:placeholder>
-          <w15:color w:val="FF0000"/>
+          <ns3:color w:val="FF0000"/>
           <w:dropDownList>
             <w:listItem w:value="Elija un elemento."/>
             <w:listItem w:displayText="procedió" w:value="procedió"/>
@@ -735,7 +735,7 @@
           <w:placeholder>
             <w:docPart w:val="DefaultPlaceholder_-1854013439"/>
           </w:placeholder>
-          <w15:color w:val="FF0000"/>
+          <ns3:color w:val="FF0000"/>
           <w:dropDownList>
             <w:listItem w:value="Elija un elemento."/>
             <w:listItem w:displayText="Proyecto de Grado" w:value="Proyecto de Grado"/>
@@ -812,7 +812,7 @@
         <w:t xml:space="preserve"> de Licenciatura en Turismo.</w:t>
       </w:r>
     </w:p>
-    <w:p>
+    <w:p ns2:paraId="05D1B410" ns2:textId="47AAE682">
       <w:pPr>
         <w:spacing w:after="0" w:line="240" w:lineRule="auto"/>
         <w:jc w:val="both"/>
@@ -861,7 +861,7 @@
           <w:placeholder>
             <w:docPart w:val="6B13BF982B74439D8DD635EC2CC1CA61"/>
           </w:placeholder>
-          <w15:color w:val="FF0000"/>
+          <ns3:color w:val="FF0000"/>
           <w:dropDownList>
             <w:listItem w:value="Elija un elemento."/>
             <w:listItem w:displayText="el" w:value="el"/>
@@ -896,7 +896,7 @@
           <w:placeholder>
             <w:docPart w:val="EC27EAA1F65F4399B4596AB2F550CA74"/>
           </w:placeholder>
-          <w15:color w:val="FF0000"/>
+          <ns3:color w:val="FF0000"/>
           <w:dropDownList>
             <w:listItem w:value="Elija un elemento."/>
             <w:listItem w:displayText="postulante" w:value="postulante"/>
@@ -919,7 +919,7 @@
         <w:t>.</w:t>
       </w:r>
     </w:p>
-    <w:p>
+    <w:p ns2:paraId="53690392" ns2:textId="77777777">
       <w:pPr>
         <w:spacing w:after="0" w:line="240" w:lineRule="auto"/>
         <w:jc w:val="both"/>
@@ -928,7 +928,7 @@
         </w:rPr>
       </w:pPr>
     </w:p>
-    <w:p>
+    <w:p ns2:paraId="08BB590A" ns2:textId="6865E339">
       <w:pPr>
         <w:spacing w:after="0" w:line="240" w:lineRule="auto"/>
         <w:jc w:val="both"/>
@@ -985,7 +985,7 @@
         <w:t>:</w:t>
       </w:r>
     </w:p>
-    <w:p>
+    <w:p ns2:paraId="14EAC8B3" ns2:textId="77777777">
       <w:pPr>
         <w:spacing w:after="0" w:line="240" w:lineRule="auto"/>
         <w:jc w:val="both"/>
@@ -994,7 +994,7 @@
         </w:rPr>
       </w:pPr>
     </w:p>
-    <w:p>
+    <w:p ns2:paraId="5C54A970" ns2:textId="2C370422">
       <w:pPr>
         <w:pStyle w:val="Prrafodelista"/>
         <w:numPr>
@@ -1014,7 +1014,7 @@
         <w:t>Orden de exposición</w:t>
       </w:r>
     </w:p>
-    <w:p>
+    <w:p ns2:paraId="73C13D8D" ns2:textId="676CA85B">
       <w:pPr>
         <w:pStyle w:val="Prrafodelista"/>
         <w:numPr>
@@ -1034,7 +1034,7 @@
         <w:t>Dominio del tema</w:t>
       </w:r>
     </w:p>
-    <w:p>
+    <w:p ns2:paraId="3252B1E6" ns2:textId="4E839BAD">
       <w:pPr>
         <w:pStyle w:val="Prrafodelista"/>
         <w:numPr>
@@ -1054,7 +1054,7 @@
         <w:t>Manejo conceptual</w:t>
       </w:r>
     </w:p>
-    <w:p>
+    <w:p ns2:paraId="4B305EED" ns2:textId="2D6D7239">
       <w:pPr>
         <w:pStyle w:val="Prrafodelista"/>
         <w:numPr>
@@ -1074,7 +1074,7 @@
         <w:t>Capacidad de respuestas</w:t>
       </w:r>
     </w:p>
-    <w:p>
+    <w:p ns2:paraId="549E0C14" ns2:textId="77777777">
       <w:pPr>
         <w:pStyle w:val="Prrafodelista"/>
         <w:spacing w:after="0" w:line="240" w:lineRule="auto"/>
@@ -1084,7 +1084,7 @@
         </w:rPr>
       </w:pPr>
     </w:p>
-    <w:p>
+    <w:p ns2:paraId="32D47F5B" ns2:textId="261DEF23">
       <w:pPr>
         <w:spacing w:after="0" w:line="240" w:lineRule="auto"/>
         <w:jc w:val="both"/>
@@ -1112,7 +1112,7 @@
           <w:placeholder>
             <w:docPart w:val="DefaultPlaceholder_-1854013439"/>
           </w:placeholder>
-          <w15:color w:val="FF0000"/>
+          <ns3:color w:val="FF0000"/>
           <w:dropDownList>
             <w:listItem w:value="Elija un elemento."/>
             <w:listItem w:displayText="50" w:value="50"/>
@@ -1177,7 +1177,7 @@
               <w:b/>
               <w:sz w:val="24"/>
             </w:rPr>
-            <w:t>100</w:t>
+            <w:t>{{notaTexto}}</w:t>
           </w:r>
         </w:sdtContent>
       </w:sdt>
@@ -1207,7 +1207,7 @@
           <w:placeholder>
             <w:docPart w:val="DefaultPlaceholder_-1854013439"/>
           </w:placeholder>
-          <w15:color w:val="FF0000"/>
+          <ns3:color w:val="FF0000"/>
           <w:dropDownList>
             <w:listItem w:value="Elija un elemento."/>
             <w:listItem w:displayText="Buena." w:value="Buena."/>
@@ -1235,7 +1235,7 @@
         <w:t xml:space="preserve"> </w:t>
       </w:r>
     </w:p>
-    <w:p>
+    <w:p ns2:paraId="519327D9" ns2:textId="77777777">
       <w:pPr>
         <w:spacing w:after="0" w:line="240" w:lineRule="auto"/>
         <w:jc w:val="both"/>
@@ -1245,7 +1245,7 @@
         </w:rPr>
       </w:pPr>
     </w:p>
-    <w:p>
+    <w:p ns2:paraId="1DA089D5" ns2:textId="723FB1BA">
       <w:pPr>
         <w:spacing w:after="0" w:line="240" w:lineRule="auto"/>
         <w:rPr>
@@ -1261,7 +1261,7 @@
         <w:t>Suscriben en señal de conformidad:</w:t>
       </w:r>
     </w:p>
-    <w:p>
+    <w:p ns2:paraId="3868F9FE" ns2:textId="6BBC13AB">
       <w:pPr>
         <w:spacing w:after="0" w:line="240" w:lineRule="auto"/>
         <w:jc w:val="both"/>
@@ -1271,7 +1271,7 @@
         </w:rPr>
       </w:pPr>
     </w:p>
-    <w:p>
+    <w:p ns2:paraId="294B7B56" ns2:textId="0B94AC16">
       <w:pPr>
         <w:spacing w:after="0" w:line="240" w:lineRule="auto"/>
         <w:jc w:val="both"/>
@@ -1281,7 +1281,7 @@
         </w:rPr>
       </w:pPr>
     </w:p>
-    <w:p>
+    <w:p ns2:paraId="19C6AD27" ns2:textId="0007181B">
       <w:pPr>
         <w:spacing w:after="0" w:line="240" w:lineRule="auto"/>
         <w:jc w:val="both"/>
@@ -1291,7 +1291,7 @@
         </w:rPr>
       </w:pPr>
     </w:p>
-    <w:p>
+    <w:p ns2:paraId="2B347D6E" ns2:textId="77777777">
       <w:pPr>
         <w:spacing w:after="0" w:line="240" w:lineRule="auto"/>
         <w:jc w:val="both"/>
@@ -1320,7 +1320,7 @@
         <w:gridCol w:w="4845"/>
         <w:gridCol w:w="4795"/>
       </w:tblGrid>
-      <w:tr>
+      <w:tr ns2:paraId="575C6FC3" ns2:textId="77777777">
         <w:trPr>
           <w:jc w:val="center"/>
         </w:trPr>
@@ -1328,7 +1328,7 @@
           <w:tcPr>
             <w:tcW w:w="4845" w:type="dxa"/>
           </w:tcPr>
-          <w:p>
+          <w:p ns2:paraId="26F008EA" ns2:textId="28009A29">
             <w:pPr>
               <w:spacing w:after="0" w:line="240" w:lineRule="auto"/>
               <w:jc w:val="center"/>
@@ -1350,7 +1350,7 @@
           <w:tcPr>
             <w:tcW w:w="4795" w:type="dxa"/>
           </w:tcPr>
-          <w:p>
+          <w:p ns2:paraId="6192CA01" ns2:textId="3CB7D508">
             <w:pPr>
               <w:spacing w:after="0" w:line="240" w:lineRule="auto"/>
               <w:jc w:val="center"/>
@@ -1383,7 +1383,7 @@
           </w:p>
         </w:tc>
       </w:tr>
-      <w:tr>
+      <w:tr ns2:paraId="6D847B50" ns2:textId="77777777">
         <w:trPr>
           <w:jc w:val="center"/>
         </w:trPr>
@@ -1391,7 +1391,7 @@
           <w:tcPr>
             <w:tcW w:w="4845" w:type="dxa"/>
           </w:tcPr>
-          <w:p>
+          <w:p ns2:paraId="10387F28" ns2:textId="6B967B03">
             <w:pPr>
               <w:spacing w:after="0" w:line="240" w:lineRule="auto"/>
               <w:jc w:val="center"/>
@@ -1414,7 +1414,7 @@
           <w:tcPr>
             <w:tcW w:w="4795" w:type="dxa"/>
           </w:tcPr>
-          <w:p>
+          <w:p ns2:paraId="6272E9E9" ns2:textId="3F4B664C">
             <w:pPr>
               <w:spacing w:after="0" w:line="240" w:lineRule="auto"/>
               <w:jc w:val="center"/>
@@ -1443,7 +1443,7 @@
         </w:tc>
       </w:tr>
     </w:tbl>
-    <w:p>
+    <w:p ns2:paraId="714E6FC3" ns2:textId="1FFDA309">
       <w:pPr>
         <w:spacing w:after="0" w:line="240" w:lineRule="auto"/>
         <w:jc w:val="both"/>
@@ -1453,7 +1453,7 @@
         </w:rPr>
       </w:pPr>
     </w:p>
-    <w:p>
+    <w:p ns2:paraId="6064586C" ns2:textId="04A1245E">
       <w:pPr>
         <w:spacing w:after="0" w:line="240" w:lineRule="auto"/>
         <w:jc w:val="both"/>
@@ -1463,7 +1463,7 @@
         </w:rPr>
       </w:pPr>
     </w:p>
-    <w:p>
+    <w:p ns2:paraId="6E2552F5" ns2:textId="77777777">
       <w:pPr>
         <w:spacing w:after="0" w:line="240" w:lineRule="auto"/>
         <w:jc w:val="both"/>
@@ -1473,7 +1473,7 @@
         </w:rPr>
       </w:pPr>
     </w:p>
-    <w:p>
+    <w:p ns2:paraId="0E39A87A" ns2:textId="3652E3BE">
       <w:pPr>
         <w:spacing w:after="0" w:line="240" w:lineRule="auto"/>
         <w:jc w:val="both"/>
@@ -1483,7 +1483,7 @@
         </w:rPr>
       </w:pPr>
     </w:p>
-    <w:p>
+    <w:p ns2:paraId="08277DB6" ns2:textId="3652E3BE">
       <w:pPr>
         <w:tabs>
           <w:tab w:val="left" w:pos="1124"/>
@@ -1522,7 +1522,7 @@
         <w:gridCol w:w="5103"/>
         <w:gridCol w:w="4537"/>
       </w:tblGrid>
-      <w:tr>
+      <w:tr ns2:paraId="641A3F85" ns2:textId="77777777">
         <w:trPr>
           <w:jc w:val="center"/>
         </w:trPr>
@@ -1531,7 +1531,7 @@
             <w:tcW w:w="5103" w:type="dxa"/>
             <w:vAlign w:val="center"/>
           </w:tcPr>
-          <w:p>
+          <w:p ns2:paraId="1A548200" ns2:textId="3C0ADA6B">
             <w:pPr>
               <w:spacing w:after="0" w:line="240" w:lineRule="auto"/>
               <w:jc w:val="center"/>
@@ -1555,7 +1555,7 @@
           <w:tcPr>
             <w:tcW w:w="4537" w:type="dxa"/>
           </w:tcPr>
-          <w:p>
+          <w:p ns2:paraId="370C0B4C" ns2:textId="647D42E5">
             <w:pPr>
               <w:spacing w:after="0" w:line="240" w:lineRule="auto"/>
               <w:jc w:val="center"/>
@@ -1572,7 +1572,7 @@
           </w:p>
         </w:tc>
       </w:tr>
-      <w:tr>
+      <w:tr ns2:paraId="07EC1A2A" ns2:textId="77777777">
         <w:trPr>
           <w:jc w:val="center"/>
         </w:trPr>
@@ -1580,7 +1580,7 @@
           <w:tcPr>
             <w:tcW w:w="5103" w:type="dxa"/>
           </w:tcPr>
-          <w:p>
+          <w:p ns2:paraId="5E03B425" ns2:textId="4659E25C">
             <w:pPr>
               <w:spacing w:after="0" w:line="240" w:lineRule="auto"/>
               <w:jc w:val="center"/>
@@ -1604,7 +1604,7 @@
           <w:tcPr>
             <w:tcW w:w="4537" w:type="dxa"/>
           </w:tcPr>
-          <w:p>
+          <w:p ns2:paraId="4F22DFAF" ns2:textId="58838060">
             <w:pPr>
               <w:spacing w:after="0" w:line="240" w:lineRule="auto"/>
               <w:jc w:val="center"/>
@@ -1619,16 +1619,16 @@
                 <w:b/>
                 <w:bCs/>
                 <w:color w:val="000000" w:themeColor="text1"/>
-                <w14:shadow w14:blurRad="38100" w14:dist="19050" w14:dir="2700000" w14:sx="100000" w14:sy="100000" w14:kx="0" w14:ky="0" w14:algn="tl">
-                  <w14:schemeClr w14:val="dk1">
-                    <w14:alpha w14:val="60000"/>
-                  </w14:schemeClr>
-                </w14:shadow>
-                <w14:textOutline w14:w="0" w14:cap="flat" w14:cmpd="sng" w14:algn="ctr">
-                  <w14:noFill/>
-                  <w14:prstDash w14:val="solid"/>
-                  <w14:round/>
-                </w14:textOutline>
+                <ns2:shadow ns2:blurRad="38100" ns2:dist="19050" ns2:dir="2700000" ns2:sx="100000" ns2:sy="100000" ns2:kx="0" ns2:ky="0" ns2:algn="tl">
+                  <ns2:schemeClr ns2:val="dk1">
+                    <ns2:alpha ns2:val="60000"/>
+                  </ns2:schemeClr>
+                </ns2:shadow>
+                <ns2:textOutline ns2:w="0" ns2:cap="flat" ns2:cmpd="sng" ns2:algn="ctr">
+                  <ns2:noFill/>
+                  <ns2:prstDash ns2:val="solid"/>
+                  <ns2:round/>
+                </ns2:textOutline>
               </w:rPr>
               <w:t>PRESIDENTE de TRIBUNAL</w:t>
             </w:r>
@@ -1636,7 +1636,7 @@
         </w:tc>
       </w:tr>
     </w:tbl>
-    <w:p>
+    <w:p ns2:paraId="6AB56E79" ns2:textId="094E7F43">
       <w:pPr>
         <w:spacing w:after="0" w:line="240" w:lineRule="auto"/>
         <w:jc w:val="both"/>
@@ -1646,7 +1646,7 @@
       </w:pPr>
     </w:p>
     <w:sectPr>
-      <w:headerReference w:type="default" r:id="rId8"/>
+      <w:headerReference w:type="default" ns4:id="rId8"/>
       <w:pgSz w:w="12240" w:h="15840" w:code="130"/>
       <w:pgMar w:top="1843" w:right="1701" w:bottom="993" w:left="1701" w:header="1247" w:footer="0" w:gutter="0"/>
       <w:cols w:space="720"/>

--- a/templates/proyecto-grado.docx
+++ b/templates/proyecto-grado.docx
@@ -1,6 +1,6 @@
 
 <file path=word/document.xml><?xml version="1.0" encoding="utf-8"?>
-<w:document xmlns:ns1="http://schemas.openxmlformats.org/markup-compatibility/2006" xmlns:ns2="http://schemas.microsoft.com/office/word/2010/wordml" xmlns:ns3="http://schemas.microsoft.com/office/word/2012/wordml" xmlns:ns4="http://schemas.openxmlformats.org/officeDocument/2006/relationships" xmlns:w="http://schemas.openxmlformats.org/wordprocessingml/2006/main" ns1:Ignorable="w14 w15 w16se w16cid w16 w16cex w16sdtdh wp14">
+<w:document xmlns:ns1="http://schemas.openxmlformats.org/markup-compatibility/2006" xmlns:ns2="http://schemas.microsoft.com/office/word/2010/wordml" xmlns:ns3="http://schemas.microsoft.com/office/word/2012/wordml" xmlns:ns4="http://schemas.openxmlformats.org/officeDocument/2006/relationships" xmlns:w="http://schemas.openxmlformats.org/wordprocessingml/2006/main" xmlns:w14="http://schemas.microsoft.com/office/word/2010/wordml" xmlns:w15="http://schemas.microsoft.com/office/word/2012/wordml" xmlns:w16="http://schemas.microsoft.com/office/word/2018/wordml" xmlns:w16cex="http://schemas.microsoft.com/office/word/2018/wordml/cex" xmlns:w16cid="http://schemas.microsoft.com/office/word/2016/wordml/cid" xmlns:w16sdtdh="http://schemas.microsoft.com/office/word/2020/wordml/sdtdatahash" xmlns:w16se="http://schemas.microsoft.com/office/word/2015/wordml/symex" xmlns:wp14="http://schemas.microsoft.com/office/word/2010/wordprocessingDrawing" ns1:Ignorable="w14 w15 w16se w16cid w16 w16cex w16sdtdh wp14">
   <w:body>
     <w:p ns2:paraId="0785FC68" ns2:textId="0F2DA8F6">
       <w:pPr>

--- a/templates/proyecto-grado.docx
+++ b/templates/proyecto-grado.docx
@@ -1726,7 +1726,7 @@
         <w:b/>
         <w:bCs/>
       </w:rPr>
-      <w:t>19</w:t>
+      <w:t>{{pagina}}</w:t>
     </w:r>
   </w:p>
   <w:p>
@@ -1855,7 +1855,7 @@
             <w:sz w:val="24"/>
             <w:szCs w:val="24"/>
           </w:rPr>
-          <w:t>9</w:t>
+          <w:t>{{libro}}</w:t>
         </w:r>
       </w:sdtContent>
     </w:sdt>

--- a/templates/proyecto-grado.docx
+++ b/templates/proyecto-grado.docx
@@ -1,6 +1,6 @@
 
 <file path=word/document.xml><?xml version="1.0" encoding="utf-8"?>
-<w:document xmlns:ns1="http://schemas.openxmlformats.org/markup-compatibility/2006" xmlns:ns2="http://schemas.microsoft.com/office/word/2010/wordml" xmlns:ns3="http://schemas.microsoft.com/office/word/2012/wordml" xmlns:ns4="http://schemas.openxmlformats.org/officeDocument/2006/relationships" xmlns:w="http://schemas.openxmlformats.org/wordprocessingml/2006/main" xmlns:w14="http://schemas.microsoft.com/office/word/2010/wordml" xmlns:w15="http://schemas.microsoft.com/office/word/2012/wordml" xmlns:w16="http://schemas.microsoft.com/office/word/2018/wordml" xmlns:w16cex="http://schemas.microsoft.com/office/word/2018/wordml/cex" xmlns:w16cid="http://schemas.microsoft.com/office/word/2016/wordml/cid" xmlns:w16sdtdh="http://schemas.microsoft.com/office/word/2020/wordml/sdtdatahash" xmlns:w16se="http://schemas.microsoft.com/office/word/2015/wordml/symex" xmlns:wp14="http://schemas.microsoft.com/office/word/2010/wordprocessingDrawing" ns1:Ignorable="w14 w15 w16se w16cid w16 w16cex w16sdtdh wp14">
+<w:document xmlns:ns1="http://schemas.openxmlformats.org/markup-compatibility/2006" xmlns:ns2="http://schemas.microsoft.com/office/word/2010/wordml" xmlns:ns3="http://schemas.microsoft.com/office/word/2012/wordml" xmlns:ns4="http://schemas.openxmlformats.org/officeDocument/2006/relationships" xmlns:w="http://schemas.openxmlformats.org/wordprocessingml/2006/main" ns1:Ignorable="w14 w15 w16se w16cid w16 w16cex w16sdtdh wp14">
   <w:body>
     <w:p ns2:paraId="0785FC68" ns2:textId="0F2DA8F6">
       <w:pPr>
@@ -142,7 +142,7 @@
                     <w:rFonts w:ascii="Times New Roman" w:hAnsi="Times New Roman" w:cs="Times New Roman"/>
                     <w:b/>
                   </w:rPr>
-                  <w:t>POSTULANTE</w:t>
+                  <w:t>{{etiquetaPostulante}}</w:t>
                 </w:r>
               </w:sdtContent>
             </w:sdt>
@@ -175,7 +175,7 @@
                 <w:b/>
                 <w:bCs/>
               </w:rPr>
-              <w:t>{{postulante}}</w:t>
+              <w:t>{{nombresPostulantes}}</w:t>
             </w:r>
           </w:p>
         </w:tc>
@@ -619,7 +619,7 @@
             <w:rPr>
               <w:rFonts w:ascii="Times New Roman" w:hAnsi="Times New Roman" w:cs="Times New Roman"/>
             </w:rPr>
-            <w:t>{{articulo}}</w:t>
+            <w:t>{{postulantesTexto}}</w:t>
           </w:r>
         </w:sdtContent>
       </w:sdt>
@@ -635,7 +635,7 @@
           <w:rFonts w:ascii="Times New Roman" w:hAnsi="Times New Roman" w:cs="Times New Roman"/>
           <w:b/>
         </w:rPr>
-        <w:t xml:space="preserve">UNIV. </w:t>
+        <w:t xml:space="preserve"/>
       </w:r>
       <w:r>
         <w:rPr>
@@ -643,7 +643,7 @@
           <w:b/>
           <w:bCs/>
         </w:rPr>
-        <w:t>{{postulante}}</w:t>
+        <w:t/>
       </w:r>
       <w:r>
         <w:rPr>
@@ -683,7 +683,7 @@
             <w:rPr>
               <w:rFonts w:ascii="Times New Roman" w:hAnsi="Times New Roman" w:cs="Times New Roman"/>
             </w:rPr>
-            <w:t>procedió</w:t>
+            <w:t>{{verboDefensa}}</w:t>
           </w:r>
         </w:sdtContent>
       </w:sdt>
@@ -836,19 +836,19 @@
         <w:rPr>
           <w:rFonts w:ascii="Times New Roman" w:hAnsi="Times New Roman" w:cs="Times New Roman"/>
         </w:rPr>
-        <w:t xml:space="preserve"> preguntas de rigor en relación a la temática, mism</w:t>
-      </w:r>
-      <w:r>
-        <w:rPr>
-          <w:rFonts w:ascii="Times New Roman" w:hAnsi="Times New Roman" w:cs="Times New Roman"/>
-        </w:rPr>
-        <w:t xml:space="preserve">as que fueron respondidas </w:t>
-      </w:r>
-      <w:r>
-        <w:rPr>
-          <w:rFonts w:ascii="Times New Roman" w:hAnsi="Times New Roman" w:cs="Times New Roman"/>
-        </w:rPr>
-        <w:t xml:space="preserve">por </w:t>
+        <w:t xml:space="preserve"> preguntas de rigor en relación a la temática, </w:t>
+      </w:r>
+      <w:r>
+        <w:rPr>
+          <w:rFonts w:ascii="Times New Roman" w:hAnsi="Times New Roman" w:cs="Times New Roman"/>
+        </w:rPr>
+        <w:t xml:space="preserve"/>
+      </w:r>
+      <w:r>
+        <w:rPr>
+          <w:rFonts w:ascii="Times New Roman" w:hAnsi="Times New Roman" w:cs="Times New Roman"/>
+        </w:rPr>
+        <w:t xml:space="preserve"/>
       </w:r>
       <w:sdt>
         <w:sdtPr>
@@ -875,7 +875,7 @@
             <w:rPr>
               <w:rFonts w:ascii="Times New Roman" w:hAnsi="Times New Roman" w:cs="Times New Roman"/>
             </w:rPr>
-            <w:t>{{articulo}}</w:t>
+            <w:t>{{respuestaPostulantes}}</w:t>
           </w:r>
         </w:sdtContent>
       </w:sdt>
@@ -908,7 +908,7 @@
             <w:rPr>
               <w:rFonts w:ascii="Times New Roman" w:hAnsi="Times New Roman" w:cs="Times New Roman"/>
             </w:rPr>
-            <w:t>postulante</w:t>
+            <w:t/>
           </w:r>
         </w:sdtContent>
       </w:sdt>

--- a/templates/proyecto-grado.docx
+++ b/templates/proyecto-grado.docx
@@ -1,8 +1,8 @@
 
 <file path=word/document.xml><?xml version="1.0" encoding="utf-8"?>
-<w:document xmlns:ns1="http://schemas.openxmlformats.org/markup-compatibility/2006" xmlns:ns2="http://schemas.microsoft.com/office/word/2010/wordml" xmlns:ns3="http://schemas.microsoft.com/office/word/2012/wordml" xmlns:ns4="http://schemas.openxmlformats.org/officeDocument/2006/relationships" xmlns:w="http://schemas.openxmlformats.org/wordprocessingml/2006/main" xmlns:w14="http://schemas.microsoft.com/office/word/2010/wordml" xmlns:w15="http://schemas.microsoft.com/office/word/2012/wordml" xmlns:w16="http://schemas.microsoft.com/office/word/2018/wordml" xmlns:w16cex="http://schemas.microsoft.com/office/word/2018/wordml/cex" xmlns:w16cid="http://schemas.microsoft.com/office/word/2016/wordml/cid" xmlns:w16sdtdh="http://schemas.microsoft.com/office/word/2020/wordml/sdtdatahash" xmlns:w16se="http://schemas.microsoft.com/office/word/2015/wordml/symex" xmlns:wp14="http://schemas.microsoft.com/office/word/2010/wordprocessingDrawing" ns1:Ignorable="w14 w15 w16se w16cid w16 w16cex w16sdtdh wp14">
+<w:document xmlns:wpc="http://schemas.microsoft.com/office/word/2010/wordprocessingCanvas" xmlns:cx="http://schemas.microsoft.com/office/drawing/2014/chartex" xmlns:cx1="http://schemas.microsoft.com/office/drawing/2015/9/8/chartex" xmlns:cx2="http://schemas.microsoft.com/office/drawing/2015/10/21/chartex" xmlns:cx3="http://schemas.microsoft.com/office/drawing/2016/5/9/chartex" xmlns:cx4="http://schemas.microsoft.com/office/drawing/2016/5/10/chartex" xmlns:cx5="http://schemas.microsoft.com/office/drawing/2016/5/11/chartex" xmlns:cx6="http://schemas.microsoft.com/office/drawing/2016/5/12/chartex" xmlns:cx7="http://schemas.microsoft.com/office/drawing/2016/5/13/chartex" xmlns:cx8="http://schemas.microsoft.com/office/drawing/2016/5/14/chartex" xmlns:mc="http://schemas.openxmlformats.org/markup-compatibility/2006" xmlns:aink="http://schemas.microsoft.com/office/drawing/2016/ink" xmlns:am3d="http://schemas.microsoft.com/office/drawing/2017/model3d" xmlns:o="urn:schemas-microsoft-com:office:office" xmlns:r="http://schemas.openxmlformats.org/officeDocument/2006/relationships" xmlns:m="http://schemas.openxmlformats.org/officeDocument/2006/math" xmlns:v="urn:schemas-microsoft-com:vml" xmlns:wp14="http://schemas.microsoft.com/office/word/2010/wordprocessingDrawing" xmlns:wp="http://schemas.openxmlformats.org/drawingml/2006/wordprocessingDrawing" xmlns:w10="urn:schemas-microsoft-com:office:word" xmlns:w="http://schemas.openxmlformats.org/wordprocessingml/2006/main" xmlns:w14="http://schemas.microsoft.com/office/word/2010/wordml" xmlns:w15="http://schemas.microsoft.com/office/word/2012/wordml" xmlns:w16cex="http://schemas.microsoft.com/office/word/2018/wordml/cex" xmlns:w16cid="http://schemas.microsoft.com/office/word/2016/wordml/cid" xmlns:w16="http://schemas.microsoft.com/office/word/2018/wordml" xmlns:w16sdtdh="http://schemas.microsoft.com/office/word/2020/wordml/sdtdatahash" xmlns:w16se="http://schemas.microsoft.com/office/word/2015/wordml/symex" xmlns:wpg="http://schemas.microsoft.com/office/word/2010/wordprocessingGroup" xmlns:wpi="http://schemas.microsoft.com/office/word/2010/wordprocessingInk" xmlns:wne="http://schemas.microsoft.com/office/word/2006/wordml" xmlns:wps="http://schemas.microsoft.com/office/word/2010/wordprocessingShape" mc:Ignorable="w14 w15 w16se w16cid w16 w16cex w16sdtdh wp14">
   <w:body>
-    <w:p ns2:paraId="0785FC68" ns2:textId="0F2DA8F6">
+    <w:p>
       <w:pPr>
         <w:spacing w:after="0" w:line="240" w:lineRule="auto"/>
         <w:jc w:val="center"/>
@@ -44,7 +44,7 @@
           <w:placeholder>
             <w:docPart w:val="DefaultPlaceholder_-1854013439"/>
           </w:placeholder>
-          <ns3:color w:val="FF0000"/>
+          <w15:color w:val="FF0000"/>
           <w:dropDownList>
             <w:listItem w:value="Elija un elemento."/>
             <w:listItem w:displayText="TESIS DE GRADO" w:value="TESIS DE GRADO"/>
@@ -63,7 +63,7 @@
         </w:sdtContent>
       </w:sdt>
     </w:p>
-    <w:p ns2:paraId="0B3558C1" ns2:textId="77777777">
+    <w:p>
       <w:pPr>
         <w:spacing w:after="0" w:line="240" w:lineRule="auto"/>
         <w:jc w:val="center"/>
@@ -73,7 +73,7 @@
         </w:rPr>
       </w:pPr>
     </w:p>
-    <w:p ns2:paraId="39E19458" ns2:textId="77777777">
+    <w:p>
       <w:pPr>
         <w:spacing w:after="0" w:line="240" w:lineRule="auto"/>
         <w:jc w:val="both"/>
@@ -97,17 +97,17 @@
         <w:tblLook w:val="04A0" w:firstRow="1" w:lastRow="0" w:firstColumn="1" w:lastColumn="0" w:noHBand="0" w:noVBand="1"/>
       </w:tblPr>
       <w:tblGrid>
-        <w:gridCol w:w="1904"/>
-        <w:gridCol w:w="1176"/>
-        <w:gridCol w:w="5758"/>
+        <w:gridCol w:w="2384"/>
+        <w:gridCol w:w="1069"/>
+        <w:gridCol w:w="5385"/>
       </w:tblGrid>
-      <w:tr ns2:paraId="48A3A524" ns2:textId="77777777">
+      <w:tr>
         <w:tc>
           <w:tcPr>
             <w:tcW w:w="1904" w:type="dxa"/>
             <w:vMerge w:val="restart"/>
           </w:tcPr>
-          <w:p ns2:paraId="73D478F9" ns2:textId="502A3BE2">
+          <w:p>
             <w:pPr>
               <w:spacing w:after="0" w:line="240" w:lineRule="auto"/>
               <w:jc w:val="both"/>
@@ -128,7 +128,7 @@
                 <w:placeholder>
                   <w:docPart w:val="C035E4881A3E434EA84A2368B68A78A6"/>
                 </w:placeholder>
-                <ns3:color w:val="FF0000"/>
+                <w15:color w:val="FF0000"/>
                 <w:dropDownList>
                   <w:listItem w:value="Elija un elemento."/>
                   <w:listItem w:displayText="POSTULANTE" w:value="POSTULANTE"/>
@@ -160,7 +160,7 @@
             <w:tcW w:w="6934" w:type="dxa"/>
             <w:gridSpan w:val="2"/>
           </w:tcPr>
-          <w:p ns2:paraId="3931DACC" ns2:textId="17139C60">
+          <w:p>
             <w:pPr>
               <w:spacing w:after="0" w:line="240" w:lineRule="auto"/>
               <w:jc w:val="center"/>
@@ -180,7 +180,7 @@
           </w:p>
         </w:tc>
       </w:tr>
-      <w:tr ns2:paraId="64AC3CCF" ns2:textId="77777777">
+      <w:tr>
         <w:trPr>
           <w:trHeight w:val="175"/>
         </w:trPr>
@@ -189,7 +189,7 @@
             <w:tcW w:w="1904" w:type="dxa"/>
             <w:vMerge/>
           </w:tcPr>
-          <w:p ns2:paraId="49033889" ns2:textId="77777777">
+          <w:p>
             <w:pPr>
               <w:spacing w:after="0" w:line="240" w:lineRule="auto"/>
               <w:jc w:val="both"/>
@@ -204,7 +204,7 @@
             <w:tcW w:w="6934" w:type="dxa"/>
             <w:gridSpan w:val="2"/>
           </w:tcPr>
-          <w:p ns2:paraId="1B9CAD2C" ns2:textId="1B9661F2">
+          <w:p>
             <w:pPr>
               <w:spacing w:after="0" w:line="240" w:lineRule="auto"/>
               <w:jc w:val="center"/>
@@ -218,7 +218,7 @@
           </w:p>
         </w:tc>
       </w:tr>
-      <w:tr ns2:paraId="0FDE2576" ns2:textId="77777777">
+      <w:tr>
         <w:trPr>
           <w:trHeight w:val="80"/>
         </w:trPr>
@@ -227,7 +227,7 @@
             <w:tcW w:w="3080" w:type="dxa"/>
             <w:gridSpan w:val="2"/>
           </w:tcPr>
-          <w:p ns2:paraId="2DFE40FC" ns2:textId="328950D9">
+          <w:p>
             <w:pPr>
               <w:spacing w:after="0" w:line="240" w:lineRule="auto"/>
               <w:rPr>
@@ -242,7 +242,7 @@
             <w:tcW w:w="5758" w:type="dxa"/>
             <w:vAlign w:val="center"/>
           </w:tcPr>
-          <w:p ns2:paraId="0E0FD153" ns2:textId="199C68EE">
+          <w:p>
             <w:pPr>
               <w:spacing w:after="0" w:line="240" w:lineRule="auto"/>
               <w:rPr>
@@ -252,7 +252,7 @@
           </w:p>
         </w:tc>
       </w:tr>
-      <w:tr ns2:paraId="78136F1C" ns2:textId="77777777">
+      <w:tr>
         <w:trPr>
           <w:trHeight w:val="340"/>
         </w:trPr>
@@ -262,7 +262,7 @@
             <w:gridSpan w:val="2"/>
             <w:vAlign w:val="center"/>
           </w:tcPr>
-          <w:p ns2:paraId="584FDE35" ns2:textId="6C6E35CD">
+          <w:p>
             <w:pPr>
               <w:spacing w:after="0" w:line="240" w:lineRule="auto"/>
               <w:rPr>
@@ -297,7 +297,7 @@
           <w:tcPr>
             <w:tcW w:w="5758" w:type="dxa"/>
           </w:tcPr>
-          <w:p ns2:paraId="0B0C75E4" ns2:textId="500C99C3">
+          <w:p>
             <w:pPr>
               <w:spacing w:after="0" w:line="240" w:lineRule="auto"/>
               <w:rPr>
@@ -317,7 +317,7 @@
           </w:p>
         </w:tc>
       </w:tr>
-      <w:tr ns2:paraId="3E3602C7" ns2:textId="77777777">
+      <w:tr>
         <w:trPr>
           <w:trHeight w:val="340"/>
         </w:trPr>
@@ -326,7 +326,7 @@
             <w:tcW w:w="3080" w:type="dxa"/>
             <w:gridSpan w:val="2"/>
           </w:tcPr>
-          <w:p ns2:paraId="1C9A89B9" ns2:textId="36C76E40">
+          <w:p>
             <w:pPr>
               <w:spacing w:after="0" w:line="240" w:lineRule="auto"/>
               <w:jc w:val="both"/>
@@ -341,7 +341,7 @@
           <w:tcPr>
             <w:tcW w:w="5758" w:type="dxa"/>
           </w:tcPr>
-          <w:p ns2:paraId="6FA23E1E" ns2:textId="096CC7ED">
+          <w:p>
             <w:pPr>
               <w:spacing w:after="0" w:line="240" w:lineRule="auto"/>
               <w:rPr>
@@ -360,7 +360,7 @@
           </w:p>
         </w:tc>
       </w:tr>
-      <w:tr ns2:paraId="4767EED2" ns2:textId="77777777">
+      <w:tr>
         <w:trPr>
           <w:trHeight w:val="340"/>
         </w:trPr>
@@ -370,7 +370,7 @@
             <w:gridSpan w:val="2"/>
             <w:vAlign w:val="center"/>
           </w:tcPr>
-          <w:p ns2:paraId="39156C21" ns2:textId="4A596E9C">
+          <w:p>
             <w:pPr>
               <w:spacing w:after="0" w:line="240" w:lineRule="auto"/>
               <w:rPr>
@@ -391,7 +391,7 @@
           <w:tcPr>
             <w:tcW w:w="5758" w:type="dxa"/>
           </w:tcPr>
-          <w:p ns2:paraId="05E1EDAE" ns2:textId="0C19EEC1">
+          <w:p>
             <w:pPr>
               <w:spacing w:after="0" w:line="240" w:lineRule="auto"/>
               <w:rPr>
@@ -408,7 +408,7 @@
         </w:tc>
       </w:tr>
     </w:tbl>
-    <w:p ns2:paraId="578660FA" ns2:textId="59434989">
+    <w:p>
       <w:pPr>
         <w:spacing w:after="0" w:line="240" w:lineRule="auto"/>
         <w:jc w:val="both"/>
@@ -417,7 +417,7 @@
         </w:rPr>
       </w:pPr>
     </w:p>
-    <w:p ns2:paraId="49ADFA8B" ns2:textId="389C1D6F">
+    <w:p>
       <w:pPr>
         <w:jc w:val="both"/>
         <w:rPr>
@@ -471,7 +471,7 @@
           <w:placeholder>
             <w:docPart w:val="DefaultPlaceholder_-1854013438"/>
           </w:placeholder>
-          <ns3:color w:val="FF0000"/>
+          <w15:color w:val="FF0000"/>
           <w:date>
             <w:dateFormat w:val="dddd, d' de 'MMMM' de 'yyyy"/>
             <w:lid w:val="es-ES"/>
@@ -479,6 +479,7 @@
             <w:calendar w:val="gregorian"/>
           </w:date>
         </w:sdtPr>
+        <w:sdtEndPr/>
         <w:sdtContent>
           <w:r>
             <w:rPr>
@@ -519,7 +520,7 @@
           <w:placeholder>
             <w:docPart w:val="98178542E4DC41F495BECB2009C5E8EC"/>
           </w:placeholder>
-          <ns3:color w:val="FF0000"/>
+          <w15:color w:val="FF0000"/>
           <w:dropDownList>
             <w:listItem w:value="Elija un elemento."/>
             <w:listItem w:displayText="el" w:value="el"/>
@@ -553,7 +554,7 @@
           <w:placeholder>
             <w:docPart w:val="DefaultPlaceholder_-1854013439"/>
           </w:placeholder>
-          <ns3:color w:val="FF0000"/>
+          <w15:color w:val="FF0000"/>
           <w:dropDownList>
             <w:listItem w:value="Elija un elemento."/>
             <w:listItem w:displayText="Aula Magna" w:value="Aula Magna"/>
@@ -605,7 +606,7 @@
           <w:placeholder>
             <w:docPart w:val="6DB6FE8B501541D58289D366E6D64959"/>
           </w:placeholder>
-          <ns3:color w:val="FF0000"/>
+          <w15:color w:val="FF0000"/>
           <w:dropDownList>
             <w:listItem w:value="Elija un elemento."/>
             <w:listItem w:displayText="el" w:value="el"/>
@@ -614,6 +615,7 @@
             <w:listItem w:displayText="las" w:value="las"/>
           </w:dropDownList>
         </w:sdtPr>
+        <w:sdtEndPr/>
         <w:sdtContent>
           <w:r>
             <w:rPr>
@@ -629,21 +631,6 @@
           <w:b/>
         </w:rPr>
         <w:t xml:space="preserve"> </w:t>
-      </w:r>
-      <w:r>
-        <w:rPr>
-          <w:rFonts w:ascii="Times New Roman" w:hAnsi="Times New Roman" w:cs="Times New Roman"/>
-          <w:b/>
-        </w:rPr>
-        <w:t xml:space="preserve"/>
-      </w:r>
-      <w:r>
-        <w:rPr>
-          <w:rFonts w:ascii="Arial" w:hAnsi="Arial" w:cs="Arial"/>
-          <w:b/>
-          <w:bCs/>
-        </w:rPr>
-        <w:t/>
       </w:r>
       <w:r>
         <w:rPr>
@@ -670,7 +657,7 @@
           <w:placeholder>
             <w:docPart w:val="DefaultPlaceholder_-1854013439"/>
           </w:placeholder>
-          <ns3:color w:val="FF0000"/>
+          <w15:color w:val="FF0000"/>
           <w:dropDownList>
             <w:listItem w:value="Elija un elemento."/>
             <w:listItem w:displayText="procedió" w:value="procedió"/>
@@ -735,7 +722,7 @@
           <w:placeholder>
             <w:docPart w:val="DefaultPlaceholder_-1854013439"/>
           </w:placeholder>
-          <ns3:color w:val="FF0000"/>
+          <w15:color w:val="FF0000"/>
           <w:dropDownList>
             <w:listItem w:value="Elija un elemento."/>
             <w:listItem w:displayText="Proyecto de Grado" w:value="Proyecto de Grado"/>
@@ -812,7 +799,7 @@
         <w:t xml:space="preserve"> de Licenciatura en Turismo.</w:t>
       </w:r>
     </w:p>
-    <w:p ns2:paraId="05D1B410" ns2:textId="47AAE682">
+    <w:p>
       <w:pPr>
         <w:spacing w:after="0" w:line="240" w:lineRule="auto"/>
         <w:jc w:val="both"/>
@@ -837,18 +824,6 @@
           <w:rFonts w:ascii="Times New Roman" w:hAnsi="Times New Roman" w:cs="Times New Roman"/>
         </w:rPr>
         <w:t xml:space="preserve"> preguntas de rigor en relación a la temática, </w:t>
-      </w:r>
-      <w:r>
-        <w:rPr>
-          <w:rFonts w:ascii="Times New Roman" w:hAnsi="Times New Roman" w:cs="Times New Roman"/>
-        </w:rPr>
-        <w:t xml:space="preserve"/>
-      </w:r>
-      <w:r>
-        <w:rPr>
-          <w:rFonts w:ascii="Times New Roman" w:hAnsi="Times New Roman" w:cs="Times New Roman"/>
-        </w:rPr>
-        <w:t xml:space="preserve"/>
       </w:r>
       <w:sdt>
         <w:sdtPr>
@@ -861,7 +836,7 @@
           <w:placeholder>
             <w:docPart w:val="6B13BF982B74439D8DD635EC2CC1CA61"/>
           </w:placeholder>
-          <ns3:color w:val="FF0000"/>
+          <w15:color w:val="FF0000"/>
           <w:dropDownList>
             <w:listItem w:value="Elija un elemento."/>
             <w:listItem w:displayText="el" w:value="el"/>
@@ -870,6 +845,7 @@
             <w:listItem w:displayText="las" w:value="las"/>
           </w:dropDownList>
         </w:sdtPr>
+        <w:sdtEndPr/>
         <w:sdtContent>
           <w:r>
             <w:rPr>
@@ -896,21 +872,15 @@
           <w:placeholder>
             <w:docPart w:val="EC27EAA1F65F4399B4596AB2F550CA74"/>
           </w:placeholder>
-          <ns3:color w:val="FF0000"/>
+          <w15:color w:val="FF0000"/>
           <w:dropDownList>
             <w:listItem w:value="Elija un elemento."/>
             <w:listItem w:displayText="postulante" w:value="postulante"/>
             <w:listItem w:displayText="postulantes" w:value="postulantes"/>
           </w:dropDownList>
         </w:sdtPr>
-        <w:sdtContent>
-          <w:r>
-            <w:rPr>
-              <w:rFonts w:ascii="Times New Roman" w:hAnsi="Times New Roman" w:cs="Times New Roman"/>
-            </w:rPr>
-            <w:t/>
-          </w:r>
-        </w:sdtContent>
+        <w:sdtEndPr/>
+        <w:sdtContent/>
       </w:sdt>
       <w:r>
         <w:rPr>
@@ -919,7 +889,7 @@
         <w:t>.</w:t>
       </w:r>
     </w:p>
-    <w:p ns2:paraId="53690392" ns2:textId="77777777">
+    <w:p>
       <w:pPr>
         <w:spacing w:after="0" w:line="240" w:lineRule="auto"/>
         <w:jc w:val="both"/>
@@ -928,7 +898,7 @@
         </w:rPr>
       </w:pPr>
     </w:p>
-    <w:p ns2:paraId="08BB590A" ns2:textId="6865E339">
+    <w:p>
       <w:pPr>
         <w:spacing w:after="0" w:line="240" w:lineRule="auto"/>
         <w:jc w:val="both"/>
@@ -958,6 +928,12 @@
         <w:rPr>
           <w:rFonts w:ascii="Times New Roman" w:hAnsi="Times New Roman" w:cs="Times New Roman"/>
         </w:rPr>
+        <w:t xml:space="preserve"> </w:t>
+      </w:r>
+      <w:r>
+        <w:rPr>
+          <w:rFonts w:ascii="Times New Roman" w:hAnsi="Times New Roman" w:cs="Times New Roman"/>
+        </w:rPr>
         <w:t xml:space="preserve">del “Reglamento de tipos y modalidades de graduación de la Universidad Boliviana” </w:t>
       </w:r>
       <w:r>
@@ -985,7 +961,7 @@
         <w:t>:</w:t>
       </w:r>
     </w:p>
-    <w:p ns2:paraId="14EAC8B3" ns2:textId="77777777">
+    <w:p>
       <w:pPr>
         <w:spacing w:after="0" w:line="240" w:lineRule="auto"/>
         <w:jc w:val="both"/>
@@ -994,7 +970,7 @@
         </w:rPr>
       </w:pPr>
     </w:p>
-    <w:p ns2:paraId="5C54A970" ns2:textId="2C370422">
+    <w:p>
       <w:pPr>
         <w:pStyle w:val="Prrafodelista"/>
         <w:numPr>
@@ -1014,7 +990,7 @@
         <w:t>Orden de exposición</w:t>
       </w:r>
     </w:p>
-    <w:p ns2:paraId="73C13D8D" ns2:textId="676CA85B">
+    <w:p>
       <w:pPr>
         <w:pStyle w:val="Prrafodelista"/>
         <w:numPr>
@@ -1034,7 +1010,7 @@
         <w:t>Dominio del tema</w:t>
       </w:r>
     </w:p>
-    <w:p ns2:paraId="3252B1E6" ns2:textId="4E839BAD">
+    <w:p>
       <w:pPr>
         <w:pStyle w:val="Prrafodelista"/>
         <w:numPr>
@@ -1054,7 +1030,7 @@
         <w:t>Manejo conceptual</w:t>
       </w:r>
     </w:p>
-    <w:p ns2:paraId="4B305EED" ns2:textId="2D6D7239">
+    <w:p>
       <w:pPr>
         <w:pStyle w:val="Prrafodelista"/>
         <w:numPr>
@@ -1074,7 +1050,7 @@
         <w:t>Capacidad de respuestas</w:t>
       </w:r>
     </w:p>
-    <w:p ns2:paraId="549E0C14" ns2:textId="77777777">
+    <w:p>
       <w:pPr>
         <w:pStyle w:val="Prrafodelista"/>
         <w:spacing w:after="0" w:line="240" w:lineRule="auto"/>
@@ -1084,7 +1060,7 @@
         </w:rPr>
       </w:pPr>
     </w:p>
-    <w:p ns2:paraId="32D47F5B" ns2:textId="261DEF23">
+    <w:p>
       <w:pPr>
         <w:spacing w:after="0" w:line="240" w:lineRule="auto"/>
         <w:jc w:val="both"/>
@@ -1112,7 +1088,7 @@
           <w:placeholder>
             <w:docPart w:val="DefaultPlaceholder_-1854013439"/>
           </w:placeholder>
-          <ns3:color w:val="FF0000"/>
+          <w15:color w:val="FF0000"/>
           <w:dropDownList>
             <w:listItem w:value="Elija un elemento."/>
             <w:listItem w:displayText="50" w:value="50"/>
@@ -1207,7 +1183,7 @@
           <w:placeholder>
             <w:docPart w:val="DefaultPlaceholder_-1854013439"/>
           </w:placeholder>
-          <ns3:color w:val="FF0000"/>
+          <w15:color w:val="FF0000"/>
           <w:dropDownList>
             <w:listItem w:value="Elija un elemento."/>
             <w:listItem w:displayText="Buena." w:value="Buena."/>
@@ -1235,7 +1211,7 @@
         <w:t xml:space="preserve"> </w:t>
       </w:r>
     </w:p>
-    <w:p ns2:paraId="519327D9" ns2:textId="77777777">
+    <w:p>
       <w:pPr>
         <w:spacing w:after="0" w:line="240" w:lineRule="auto"/>
         <w:jc w:val="both"/>
@@ -1245,7 +1221,7 @@
         </w:rPr>
       </w:pPr>
     </w:p>
-    <w:p ns2:paraId="1DA089D5" ns2:textId="723FB1BA">
+    <w:p>
       <w:pPr>
         <w:spacing w:after="0" w:line="240" w:lineRule="auto"/>
         <w:rPr>
@@ -1261,7 +1237,7 @@
         <w:t>Suscriben en señal de conformidad:</w:t>
       </w:r>
     </w:p>
-    <w:p ns2:paraId="3868F9FE" ns2:textId="6BBC13AB">
+    <w:p>
       <w:pPr>
         <w:spacing w:after="0" w:line="240" w:lineRule="auto"/>
         <w:jc w:val="both"/>
@@ -1271,7 +1247,7 @@
         </w:rPr>
       </w:pPr>
     </w:p>
-    <w:p ns2:paraId="294B7B56" ns2:textId="0B94AC16">
+    <w:p>
       <w:pPr>
         <w:spacing w:after="0" w:line="240" w:lineRule="auto"/>
         <w:jc w:val="both"/>
@@ -1281,7 +1257,7 @@
         </w:rPr>
       </w:pPr>
     </w:p>
-    <w:p ns2:paraId="19C6AD27" ns2:textId="0007181B">
+    <w:p>
       <w:pPr>
         <w:spacing w:after="0" w:line="240" w:lineRule="auto"/>
         <w:jc w:val="both"/>
@@ -1291,7 +1267,7 @@
         </w:rPr>
       </w:pPr>
     </w:p>
-    <w:p ns2:paraId="2B347D6E" ns2:textId="77777777">
+    <w:p>
       <w:pPr>
         <w:spacing w:after="0" w:line="240" w:lineRule="auto"/>
         <w:jc w:val="both"/>
@@ -1320,7 +1296,7 @@
         <w:gridCol w:w="4845"/>
         <w:gridCol w:w="4795"/>
       </w:tblGrid>
-      <w:tr ns2:paraId="575C6FC3" ns2:textId="77777777">
+      <w:tr>
         <w:trPr>
           <w:jc w:val="center"/>
         </w:trPr>
@@ -1328,7 +1304,7 @@
           <w:tcPr>
             <w:tcW w:w="4845" w:type="dxa"/>
           </w:tcPr>
-          <w:p ns2:paraId="26F008EA" ns2:textId="28009A29">
+          <w:p>
             <w:pPr>
               <w:spacing w:after="0" w:line="240" w:lineRule="auto"/>
               <w:jc w:val="center"/>
@@ -1350,7 +1326,7 @@
           <w:tcPr>
             <w:tcW w:w="4795" w:type="dxa"/>
           </w:tcPr>
-          <w:p ns2:paraId="6192CA01" ns2:textId="3CB7D508">
+          <w:p>
             <w:pPr>
               <w:spacing w:after="0" w:line="240" w:lineRule="auto"/>
               <w:jc w:val="center"/>
@@ -1383,7 +1359,7 @@
           </w:p>
         </w:tc>
       </w:tr>
-      <w:tr ns2:paraId="6D847B50" ns2:textId="77777777">
+      <w:tr>
         <w:trPr>
           <w:jc w:val="center"/>
         </w:trPr>
@@ -1391,7 +1367,7 @@
           <w:tcPr>
             <w:tcW w:w="4845" w:type="dxa"/>
           </w:tcPr>
-          <w:p ns2:paraId="10387F28" ns2:textId="6B967B03">
+          <w:p>
             <w:pPr>
               <w:spacing w:after="0" w:line="240" w:lineRule="auto"/>
               <w:jc w:val="center"/>
@@ -1414,7 +1390,7 @@
           <w:tcPr>
             <w:tcW w:w="4795" w:type="dxa"/>
           </w:tcPr>
-          <w:p ns2:paraId="6272E9E9" ns2:textId="3F4B664C">
+          <w:p>
             <w:pPr>
               <w:spacing w:after="0" w:line="240" w:lineRule="auto"/>
               <w:jc w:val="center"/>
@@ -1443,7 +1419,7 @@
         </w:tc>
       </w:tr>
     </w:tbl>
-    <w:p ns2:paraId="714E6FC3" ns2:textId="1FFDA309">
+    <w:p>
       <w:pPr>
         <w:spacing w:after="0" w:line="240" w:lineRule="auto"/>
         <w:jc w:val="both"/>
@@ -1453,7 +1429,7 @@
         </w:rPr>
       </w:pPr>
     </w:p>
-    <w:p ns2:paraId="6064586C" ns2:textId="04A1245E">
+    <w:p>
       <w:pPr>
         <w:spacing w:after="0" w:line="240" w:lineRule="auto"/>
         <w:jc w:val="both"/>
@@ -1463,7 +1439,7 @@
         </w:rPr>
       </w:pPr>
     </w:p>
-    <w:p ns2:paraId="6E2552F5" ns2:textId="77777777">
+    <w:p>
       <w:pPr>
         <w:spacing w:after="0" w:line="240" w:lineRule="auto"/>
         <w:jc w:val="both"/>
@@ -1473,7 +1449,7 @@
         </w:rPr>
       </w:pPr>
     </w:p>
-    <w:p ns2:paraId="0E39A87A" ns2:textId="3652E3BE">
+    <w:p>
       <w:pPr>
         <w:spacing w:after="0" w:line="240" w:lineRule="auto"/>
         <w:jc w:val="both"/>
@@ -1483,7 +1459,7 @@
         </w:rPr>
       </w:pPr>
     </w:p>
-    <w:p ns2:paraId="08277DB6" ns2:textId="3652E3BE">
+    <w:p>
       <w:pPr>
         <w:tabs>
           <w:tab w:val="left" w:pos="1124"/>
@@ -1522,7 +1498,7 @@
         <w:gridCol w:w="5103"/>
         <w:gridCol w:w="4537"/>
       </w:tblGrid>
-      <w:tr ns2:paraId="641A3F85" ns2:textId="77777777">
+      <w:tr>
         <w:trPr>
           <w:jc w:val="center"/>
         </w:trPr>
@@ -1531,7 +1507,7 @@
             <w:tcW w:w="5103" w:type="dxa"/>
             <w:vAlign w:val="center"/>
           </w:tcPr>
-          <w:p ns2:paraId="1A548200" ns2:textId="3C0ADA6B">
+          <w:p>
             <w:pPr>
               <w:spacing w:after="0" w:line="240" w:lineRule="auto"/>
               <w:jc w:val="center"/>
@@ -1555,7 +1531,7 @@
           <w:tcPr>
             <w:tcW w:w="4537" w:type="dxa"/>
           </w:tcPr>
-          <w:p ns2:paraId="370C0B4C" ns2:textId="647D42E5">
+          <w:p>
             <w:pPr>
               <w:spacing w:after="0" w:line="240" w:lineRule="auto"/>
               <w:jc w:val="center"/>
@@ -1572,7 +1548,7 @@
           </w:p>
         </w:tc>
       </w:tr>
-      <w:tr ns2:paraId="07EC1A2A" ns2:textId="77777777">
+      <w:tr>
         <w:trPr>
           <w:jc w:val="center"/>
         </w:trPr>
@@ -1580,7 +1556,7 @@
           <w:tcPr>
             <w:tcW w:w="5103" w:type="dxa"/>
           </w:tcPr>
-          <w:p ns2:paraId="5E03B425" ns2:textId="4659E25C">
+          <w:p>
             <w:pPr>
               <w:spacing w:after="0" w:line="240" w:lineRule="auto"/>
               <w:jc w:val="center"/>
@@ -1604,7 +1580,7 @@
           <w:tcPr>
             <w:tcW w:w="4537" w:type="dxa"/>
           </w:tcPr>
-          <w:p ns2:paraId="4F22DFAF" ns2:textId="58838060">
+          <w:p>
             <w:pPr>
               <w:spacing w:after="0" w:line="240" w:lineRule="auto"/>
               <w:jc w:val="center"/>
@@ -1619,16 +1595,16 @@
                 <w:b/>
                 <w:bCs/>
                 <w:color w:val="000000" w:themeColor="text1"/>
-                <ns2:shadow ns2:blurRad="38100" ns2:dist="19050" ns2:dir="2700000" ns2:sx="100000" ns2:sy="100000" ns2:kx="0" ns2:ky="0" ns2:algn="tl">
-                  <ns2:schemeClr ns2:val="dk1">
-                    <ns2:alpha ns2:val="60000"/>
-                  </ns2:schemeClr>
-                </ns2:shadow>
-                <ns2:textOutline ns2:w="0" ns2:cap="flat" ns2:cmpd="sng" ns2:algn="ctr">
-                  <ns2:noFill/>
-                  <ns2:prstDash ns2:val="solid"/>
-                  <ns2:round/>
-                </ns2:textOutline>
+                <w14:shadow w14:blurRad="38100" w14:dist="19050" w14:dir="2700000" w14:sx="100000" w14:sy="100000" w14:kx="0" w14:ky="0" w14:algn="tl">
+                  <w14:schemeClr w14:val="dk1">
+                    <w14:alpha w14:val="60000"/>
+                  </w14:schemeClr>
+                </w14:shadow>
+                <w14:textOutline w14:w="0" w14:cap="flat" w14:cmpd="sng" w14:algn="ctr">
+                  <w14:noFill/>
+                  <w14:prstDash w14:val="solid"/>
+                  <w14:round/>
+                </w14:textOutline>
               </w:rPr>
               <w:t>PRESIDENTE de TRIBUNAL</w:t>
             </w:r>
@@ -1636,7 +1612,7 @@
         </w:tc>
       </w:tr>
     </w:tbl>
-    <w:p ns2:paraId="6AB56E79" ns2:textId="094E7F43">
+    <w:p>
       <w:pPr>
         <w:spacing w:after="0" w:line="240" w:lineRule="auto"/>
         <w:jc w:val="both"/>
@@ -1646,7 +1622,7 @@
       </w:pPr>
     </w:p>
     <w:sectPr>
-      <w:headerReference w:type="default" ns4:id="rId8"/>
+      <w:headerReference w:type="default" r:id="rId8"/>
       <w:pgSz w:w="12240" w:h="15840" w:code="130"/>
       <w:pgMar w:top="1843" w:right="1701" w:bottom="993" w:left="1701" w:header="1247" w:footer="0" w:gutter="0"/>
       <w:cols w:space="720"/>
@@ -2797,21 +2773,21 @@
     <w:charset w:val="00"/>
     <w:family w:val="roman"/>
     <w:pitch w:val="variable"/>
-    <w:sig w:usb0="E0002AFF" w:usb1="C0007843" w:usb2="00000009" w:usb3="00000000" w:csb0="000001FF" w:csb1="00000000"/>
+    <w:sig w:usb0="E0002EFF" w:usb1="C000785B" w:usb2="00000009" w:usb3="00000000" w:csb0="000001FF" w:csb1="00000000"/>
   </w:font>
   <w:font w:name="Calibri">
     <w:panose1 w:val="020F0502020204030204"/>
     <w:charset w:val="00"/>
     <w:family w:val="swiss"/>
     <w:pitch w:val="variable"/>
-    <w:sig w:usb0="E0002AFF" w:usb1="4000ACFF" w:usb2="00000001" w:usb3="00000000" w:csb0="000001FF" w:csb1="00000000"/>
+    <w:sig w:usb0="E4002EFF" w:usb1="C200247B" w:usb2="00000009" w:usb3="00000000" w:csb0="000001FF" w:csb1="00000000"/>
   </w:font>
   <w:font w:name="Calibri Light">
     <w:panose1 w:val="020F0302020204030204"/>
     <w:charset w:val="00"/>
     <w:family w:val="swiss"/>
     <w:pitch w:val="variable"/>
-    <w:sig w:usb0="A0002AEF" w:usb1="4000207B" w:usb2="00000000" w:usb3="00000000" w:csb0="000001FF" w:csb1="00000000"/>
+    <w:sig w:usb0="E4002EFF" w:usb1="C200247B" w:usb2="00000009" w:usb3="00000000" w:csb0="000001FF" w:csb1="00000000"/>
   </w:font>
   <w:font w:name="Segoe UI">
     <w:panose1 w:val="020B0502040204020203"/>
@@ -2825,7 +2801,7 @@
     <w:charset w:val="00"/>
     <w:family w:val="swiss"/>
     <w:pitch w:val="variable"/>
-    <w:sig w:usb0="E0002AFF" w:usb1="C0007843" w:usb2="00000009" w:usb3="00000000" w:csb0="000001FF" w:csb1="00000000"/>
+    <w:sig w:usb0="E0002EFF" w:usb1="C000785B" w:usb2="00000009" w:usb3="00000000" w:csb0="000001FF" w:csb1="00000000"/>
   </w:font>
 </w:fonts>
 </file>
@@ -2861,6 +2837,7 @@
     <w:rsid w:val="002A619C"/>
     <w:rsid w:val="002B391A"/>
     <w:rsid w:val="00343270"/>
+    <w:rsid w:val="0040110A"/>
     <w:rsid w:val="00425EAD"/>
     <w:rsid w:val="00455CE9"/>
     <w:rsid w:val="004E56AE"/>
@@ -2869,6 +2846,7 @@
     <w:rsid w:val="005B00F6"/>
     <w:rsid w:val="005B2806"/>
     <w:rsid w:val="005D0C5B"/>
+    <w:rsid w:val="00607DF6"/>
     <w:rsid w:val="00663C6C"/>
     <w:rsid w:val="006677D4"/>
     <w:rsid w:val="006867A5"/>
@@ -3382,10 +3360,6 @@
     <w:name w:val="98178542E4DC41F495BECB2009C5E8EC"/>
     <w:rsid w:val="002A619C"/>
   </w:style>
-  <w:style w:type="paragraph" w:customStyle="1" w:styleId="9B9113382CCD4ACEA74CC82467105C75">
-    <w:name w:val="9B9113382CCD4ACEA74CC82467105C75"/>
-    <w:rsid w:val="002A619C"/>
-  </w:style>
   <w:style w:type="paragraph" w:customStyle="1" w:styleId="C035E4881A3E434EA84A2368B68A78A6">
     <w:name w:val="C035E4881A3E434EA84A2368B68A78A6"/>
     <w:rsid w:val="00817C8D"/>
